--- a/documentos/monografia-artur-oliveira-engenharia-de-software-2026.docx
+++ b/documentos/monografia-artur-oliveira-engenharia-de-software-2026.docx
@@ -6395,10 +6395,10 @@
             <w:widowControl/>
             <w:shd w:val="clear" w:fill="auto"/>
             <w:tabs>
-              <w:tab w:val="right" w:pos="8494"/>
+              <w:tab w:val="right" w:pos="9060"/>
             </w:tabs>
             <w:spacing w:before="0" w:after="0" w:line="360" w:lineRule="auto"/>
-            <w:ind w:left="0" w:right="0" w:firstLine="0"/>
+            <w:ind w:left="1134" w:right="0" w:hanging="1134"/>
             <w:jc w:val="both"/>
             <w:rPr>
               <w:rFonts w:ascii="Arial" w:hAnsi="Arial" w:eastAsia="Arial" w:cs="Arial"/>
@@ -6428,6 +6428,8 @@
             </w:rPr>
             <w:t>\</w:t>
           </w:r>
+          <w:bookmarkStart w:id="67" w:name="_GoBack"/>
+          <w:bookmarkEnd w:id="67"/>
           <w:r>
             <w:fldChar w:fldCharType="begin"/>
           </w:r>
@@ -6517,7 +6519,7 @@
               <w:shd w:val="clear" w:fill="auto"/>
               <w:vertAlign w:val="baseline"/>
             </w:rPr>
-            <w:instrText xml:space="preserve"> HYPERLINK \l _Toc14999 </w:instrText>
+            <w:instrText xml:space="preserve"> HYPERLINK \l _Toc12401 </w:instrText>
           </w:r>
           <w:r>
             <w:rPr>
@@ -6552,7 +6554,7 @@
             <w:fldChar w:fldCharType="begin"/>
           </w:r>
           <w:r>
-            <w:instrText xml:space="preserve"> PAGEREF _Toc14999 \h </w:instrText>
+            <w:instrText xml:space="preserve"> PAGEREF _Toc12401 \h </w:instrText>
           </w:r>
           <w:r>
             <w:fldChar w:fldCharType="separate"/>
@@ -6624,7 +6626,7 @@
               <w:shd w:val="clear" w:fill="auto"/>
               <w:vertAlign w:val="baseline"/>
             </w:rPr>
-            <w:instrText xml:space="preserve"> HYPERLINK \l _Toc30512 </w:instrText>
+            <w:instrText xml:space="preserve"> HYPERLINK \l _Toc12543 </w:instrText>
           </w:r>
           <w:r>
             <w:rPr>
@@ -6659,7 +6661,7 @@
             <w:fldChar w:fldCharType="begin"/>
           </w:r>
           <w:r>
-            <w:instrText xml:space="preserve"> PAGEREF _Toc30512 \h </w:instrText>
+            <w:instrText xml:space="preserve"> PAGEREF _Toc12543 \h </w:instrText>
           </w:r>
           <w:r>
             <w:fldChar w:fldCharType="separate"/>
@@ -6731,7 +6733,7 @@
               <w:shd w:val="clear" w:fill="auto"/>
               <w:vertAlign w:val="baseline"/>
             </w:rPr>
-            <w:instrText xml:space="preserve"> HYPERLINK \l _Toc26586 </w:instrText>
+            <w:instrText xml:space="preserve"> HYPERLINK \l _Toc14626 </w:instrText>
           </w:r>
           <w:r>
             <w:rPr>
@@ -6766,7 +6768,7 @@
             <w:fldChar w:fldCharType="begin"/>
           </w:r>
           <w:r>
-            <w:instrText xml:space="preserve"> PAGEREF _Toc26586 \h </w:instrText>
+            <w:instrText xml:space="preserve"> PAGEREF _Toc14626 \h </w:instrText>
           </w:r>
           <w:r>
             <w:fldChar w:fldCharType="separate"/>
@@ -6838,7 +6840,7 @@
               <w:shd w:val="clear" w:fill="auto"/>
               <w:vertAlign w:val="baseline"/>
             </w:rPr>
-            <w:instrText xml:space="preserve"> HYPERLINK \l _Toc32683 </w:instrText>
+            <w:instrText xml:space="preserve"> HYPERLINK \l _Toc23872 </w:instrText>
           </w:r>
           <w:r>
             <w:rPr>
@@ -6873,7 +6875,7 @@
             <w:fldChar w:fldCharType="begin"/>
           </w:r>
           <w:r>
-            <w:instrText xml:space="preserve"> PAGEREF _Toc32683 \h </w:instrText>
+            <w:instrText xml:space="preserve"> PAGEREF _Toc23872 \h </w:instrText>
           </w:r>
           <w:r>
             <w:fldChar w:fldCharType="separate"/>
@@ -6945,7 +6947,7 @@
               <w:shd w:val="clear" w:fill="auto"/>
               <w:vertAlign w:val="baseline"/>
             </w:rPr>
-            <w:instrText xml:space="preserve"> HYPERLINK \l _Toc9018 </w:instrText>
+            <w:instrText xml:space="preserve"> HYPERLINK \l _Toc28034 </w:instrText>
           </w:r>
           <w:r>
             <w:rPr>
@@ -6980,7 +6982,7 @@
             <w:fldChar w:fldCharType="begin"/>
           </w:r>
           <w:r>
-            <w:instrText xml:space="preserve"> PAGEREF _Toc9018 \h </w:instrText>
+            <w:instrText xml:space="preserve"> PAGEREF _Toc28034 \h </w:instrText>
           </w:r>
           <w:r>
             <w:fldChar w:fldCharType="separate"/>
@@ -7052,7 +7054,7 @@
               <w:shd w:val="clear" w:fill="auto"/>
               <w:vertAlign w:val="baseline"/>
             </w:rPr>
-            <w:instrText xml:space="preserve"> HYPERLINK \l _Toc15928 </w:instrText>
+            <w:instrText xml:space="preserve"> HYPERLINK \l _Toc28761 </w:instrText>
           </w:r>
           <w:r>
             <w:rPr>
@@ -7087,7 +7089,7 @@
             <w:fldChar w:fldCharType="begin"/>
           </w:r>
           <w:r>
-            <w:instrText xml:space="preserve"> PAGEREF _Toc15928 \h </w:instrText>
+            <w:instrText xml:space="preserve"> PAGEREF _Toc28761 \h </w:instrText>
           </w:r>
           <w:r>
             <w:fldChar w:fldCharType="separate"/>
@@ -7159,7 +7161,7 @@
               <w:shd w:val="clear" w:fill="auto"/>
               <w:vertAlign w:val="baseline"/>
             </w:rPr>
-            <w:instrText xml:space="preserve"> HYPERLINK \l _Toc18478 </w:instrText>
+            <w:instrText xml:space="preserve"> HYPERLINK \l _Toc4269 </w:instrText>
           </w:r>
           <w:r>
             <w:rPr>
@@ -7194,7 +7196,7 @@
             <w:fldChar w:fldCharType="begin"/>
           </w:r>
           <w:r>
-            <w:instrText xml:space="preserve"> PAGEREF _Toc18478 \h </w:instrText>
+            <w:instrText xml:space="preserve"> PAGEREF _Toc4269 \h </w:instrText>
           </w:r>
           <w:r>
             <w:fldChar w:fldCharType="separate"/>
@@ -7266,7 +7268,7 @@
               <w:shd w:val="clear" w:fill="auto"/>
               <w:vertAlign w:val="baseline"/>
             </w:rPr>
-            <w:instrText xml:space="preserve"> HYPERLINK \l _Toc5545 </w:instrText>
+            <w:instrText xml:space="preserve"> HYPERLINK \l _Toc10777 </w:instrText>
           </w:r>
           <w:r>
             <w:rPr>
@@ -7301,7 +7303,7 @@
             <w:fldChar w:fldCharType="begin"/>
           </w:r>
           <w:r>
-            <w:instrText xml:space="preserve"> PAGEREF _Toc5545 \h </w:instrText>
+            <w:instrText xml:space="preserve"> PAGEREF _Toc10777 \h </w:instrText>
           </w:r>
           <w:r>
             <w:fldChar w:fldCharType="separate"/>
@@ -7373,7 +7375,7 @@
               <w:shd w:val="clear" w:fill="auto"/>
               <w:vertAlign w:val="baseline"/>
             </w:rPr>
-            <w:instrText xml:space="preserve"> HYPERLINK \l _Toc13971 </w:instrText>
+            <w:instrText xml:space="preserve"> HYPERLINK \l _Toc20433 </w:instrText>
           </w:r>
           <w:r>
             <w:rPr>
@@ -7408,7 +7410,7 @@
             <w:fldChar w:fldCharType="begin"/>
           </w:r>
           <w:r>
-            <w:instrText xml:space="preserve"> PAGEREF _Toc13971 \h </w:instrText>
+            <w:instrText xml:space="preserve"> PAGEREF _Toc20433 \h </w:instrText>
           </w:r>
           <w:r>
             <w:fldChar w:fldCharType="separate"/>
@@ -7480,7 +7482,7 @@
               <w:shd w:val="clear" w:fill="auto"/>
               <w:vertAlign w:val="baseline"/>
             </w:rPr>
-            <w:instrText xml:space="preserve"> HYPERLINK \l _Toc5491 </w:instrText>
+            <w:instrText xml:space="preserve"> HYPERLINK \l _Toc9508 </w:instrText>
           </w:r>
           <w:r>
             <w:rPr>
@@ -7515,7 +7517,7 @@
             <w:fldChar w:fldCharType="begin"/>
           </w:r>
           <w:r>
-            <w:instrText xml:space="preserve"> PAGEREF _Toc5491 \h </w:instrText>
+            <w:instrText xml:space="preserve"> PAGEREF _Toc9508 \h </w:instrText>
           </w:r>
           <w:r>
             <w:fldChar w:fldCharType="separate"/>
@@ -7587,7 +7589,7 @@
               <w:shd w:val="clear" w:fill="auto"/>
               <w:vertAlign w:val="baseline"/>
             </w:rPr>
-            <w:instrText xml:space="preserve"> HYPERLINK \l _Toc23274 </w:instrText>
+            <w:instrText xml:space="preserve"> HYPERLINK \l _Toc15464 </w:instrText>
           </w:r>
           <w:r>
             <w:rPr>
@@ -7622,7 +7624,7 @@
             <w:fldChar w:fldCharType="begin"/>
           </w:r>
           <w:r>
-            <w:instrText xml:space="preserve"> PAGEREF _Toc23274 \h </w:instrText>
+            <w:instrText xml:space="preserve"> PAGEREF _Toc15464 \h </w:instrText>
           </w:r>
           <w:r>
             <w:fldChar w:fldCharType="separate"/>
@@ -7694,7 +7696,7 @@
               <w:shd w:val="clear" w:fill="auto"/>
               <w:vertAlign w:val="baseline"/>
             </w:rPr>
-            <w:instrText xml:space="preserve"> HYPERLINK \l _Toc12139 </w:instrText>
+            <w:instrText xml:space="preserve"> HYPERLINK \l _Toc12496 </w:instrText>
           </w:r>
           <w:r>
             <w:rPr>
@@ -7729,7 +7731,7 @@
             <w:fldChar w:fldCharType="begin"/>
           </w:r>
           <w:r>
-            <w:instrText xml:space="preserve"> PAGEREF _Toc12139 \h </w:instrText>
+            <w:instrText xml:space="preserve"> PAGEREF _Toc12496 \h </w:instrText>
           </w:r>
           <w:r>
             <w:fldChar w:fldCharType="separate"/>
@@ -7801,7 +7803,7 @@
               <w:shd w:val="clear" w:fill="auto"/>
               <w:vertAlign w:val="baseline"/>
             </w:rPr>
-            <w:instrText xml:space="preserve"> HYPERLINK \l _Toc8619 </w:instrText>
+            <w:instrText xml:space="preserve"> HYPERLINK \l _Toc25905 </w:instrText>
           </w:r>
           <w:r>
             <w:rPr>
@@ -7836,7 +7838,7 @@
             <w:fldChar w:fldCharType="begin"/>
           </w:r>
           <w:r>
-            <w:instrText xml:space="preserve"> PAGEREF _Toc8619 \h </w:instrText>
+            <w:instrText xml:space="preserve"> PAGEREF _Toc25905 \h </w:instrText>
           </w:r>
           <w:r>
             <w:fldChar w:fldCharType="separate"/>
@@ -7908,7 +7910,7 @@
               <w:shd w:val="clear" w:fill="auto"/>
               <w:vertAlign w:val="baseline"/>
             </w:rPr>
-            <w:instrText xml:space="preserve"> HYPERLINK \l _Toc8277 </w:instrText>
+            <w:instrText xml:space="preserve"> HYPERLINK \l _Toc4786 </w:instrText>
           </w:r>
           <w:r>
             <w:rPr>
@@ -7943,7 +7945,7 @@
             <w:fldChar w:fldCharType="begin"/>
           </w:r>
           <w:r>
-            <w:instrText xml:space="preserve"> PAGEREF _Toc8277 \h </w:instrText>
+            <w:instrText xml:space="preserve"> PAGEREF _Toc4786 \h </w:instrText>
           </w:r>
           <w:r>
             <w:fldChar w:fldCharType="separate"/>
@@ -8015,7 +8017,7 @@
               <w:shd w:val="clear" w:fill="auto"/>
               <w:vertAlign w:val="baseline"/>
             </w:rPr>
-            <w:instrText xml:space="preserve"> HYPERLINK \l _Toc30212 </w:instrText>
+            <w:instrText xml:space="preserve"> HYPERLINK \l _Toc27633 </w:instrText>
           </w:r>
           <w:r>
             <w:rPr>
@@ -8050,7 +8052,7 @@
             <w:fldChar w:fldCharType="begin"/>
           </w:r>
           <w:r>
-            <w:instrText xml:space="preserve"> PAGEREF _Toc30212 \h </w:instrText>
+            <w:instrText xml:space="preserve"> PAGEREF _Toc27633 \h </w:instrText>
           </w:r>
           <w:r>
             <w:fldChar w:fldCharType="separate"/>
@@ -8122,7 +8124,7 @@
               <w:shd w:val="clear" w:fill="auto"/>
               <w:vertAlign w:val="baseline"/>
             </w:rPr>
-            <w:instrText xml:space="preserve"> HYPERLINK \l _Toc18978 </w:instrText>
+            <w:instrText xml:space="preserve"> HYPERLINK \l _Toc13791 </w:instrText>
           </w:r>
           <w:r>
             <w:rPr>
@@ -8157,7 +8159,7 @@
             <w:fldChar w:fldCharType="begin"/>
           </w:r>
           <w:r>
-            <w:instrText xml:space="preserve"> PAGEREF _Toc18978 \h </w:instrText>
+            <w:instrText xml:space="preserve"> PAGEREF _Toc13791 \h </w:instrText>
           </w:r>
           <w:r>
             <w:fldChar w:fldCharType="separate"/>
@@ -8229,7 +8231,7 @@
               <w:shd w:val="clear" w:fill="auto"/>
               <w:vertAlign w:val="baseline"/>
             </w:rPr>
-            <w:instrText xml:space="preserve"> HYPERLINK \l _Toc12220 </w:instrText>
+            <w:instrText xml:space="preserve"> HYPERLINK \l _Toc9797 </w:instrText>
           </w:r>
           <w:r>
             <w:rPr>
@@ -8264,7 +8266,7 @@
             <w:fldChar w:fldCharType="begin"/>
           </w:r>
           <w:r>
-            <w:instrText xml:space="preserve"> PAGEREF _Toc12220 \h </w:instrText>
+            <w:instrText xml:space="preserve"> PAGEREF _Toc9797 \h </w:instrText>
           </w:r>
           <w:r>
             <w:fldChar w:fldCharType="separate"/>
@@ -8336,7 +8338,7 @@
               <w:shd w:val="clear" w:fill="auto"/>
               <w:vertAlign w:val="baseline"/>
             </w:rPr>
-            <w:instrText xml:space="preserve"> HYPERLINK \l _Toc29892 </w:instrText>
+            <w:instrText xml:space="preserve"> HYPERLINK \l _Toc15599 </w:instrText>
           </w:r>
           <w:r>
             <w:rPr>
@@ -8371,7 +8373,7 @@
             <w:fldChar w:fldCharType="begin"/>
           </w:r>
           <w:r>
-            <w:instrText xml:space="preserve"> PAGEREF _Toc29892 \h </w:instrText>
+            <w:instrText xml:space="preserve"> PAGEREF _Toc15599 \h </w:instrText>
           </w:r>
           <w:r>
             <w:fldChar w:fldCharType="separate"/>
@@ -8443,7 +8445,7 @@
               <w:shd w:val="clear" w:fill="auto"/>
               <w:vertAlign w:val="baseline"/>
             </w:rPr>
-            <w:instrText xml:space="preserve"> HYPERLINK \l _Toc12568 </w:instrText>
+            <w:instrText xml:space="preserve"> HYPERLINK \l _Toc2578 </w:instrText>
           </w:r>
           <w:r>
             <w:rPr>
@@ -8478,7 +8480,7 @@
             <w:fldChar w:fldCharType="begin"/>
           </w:r>
           <w:r>
-            <w:instrText xml:space="preserve"> PAGEREF _Toc12568 \h </w:instrText>
+            <w:instrText xml:space="preserve"> PAGEREF _Toc2578 \h </w:instrText>
           </w:r>
           <w:r>
             <w:fldChar w:fldCharType="separate"/>
@@ -8550,7 +8552,7 @@
               <w:shd w:val="clear" w:fill="auto"/>
               <w:vertAlign w:val="baseline"/>
             </w:rPr>
-            <w:instrText xml:space="preserve"> HYPERLINK \l _Toc21253 </w:instrText>
+            <w:instrText xml:space="preserve"> HYPERLINK \l _Toc21815 </w:instrText>
           </w:r>
           <w:r>
             <w:rPr>
@@ -8585,7 +8587,7 @@
             <w:fldChar w:fldCharType="begin"/>
           </w:r>
           <w:r>
-            <w:instrText xml:space="preserve"> PAGEREF _Toc21253 \h </w:instrText>
+            <w:instrText xml:space="preserve"> PAGEREF _Toc21815 \h </w:instrText>
           </w:r>
           <w:r>
             <w:fldChar w:fldCharType="separate"/>
@@ -8657,7 +8659,7 @@
               <w:shd w:val="clear" w:fill="auto"/>
               <w:vertAlign w:val="baseline"/>
             </w:rPr>
-            <w:instrText xml:space="preserve"> HYPERLINK \l _Toc15600 </w:instrText>
+            <w:instrText xml:space="preserve"> HYPERLINK \l _Toc27214 </w:instrText>
           </w:r>
           <w:r>
             <w:rPr>
@@ -8692,7 +8694,7 @@
             <w:fldChar w:fldCharType="begin"/>
           </w:r>
           <w:r>
-            <w:instrText xml:space="preserve"> PAGEREF _Toc15600 \h </w:instrText>
+            <w:instrText xml:space="preserve"> PAGEREF _Toc27214 \h </w:instrText>
           </w:r>
           <w:r>
             <w:fldChar w:fldCharType="separate"/>
@@ -8764,7 +8766,7 @@
               <w:shd w:val="clear" w:fill="auto"/>
               <w:vertAlign w:val="baseline"/>
             </w:rPr>
-            <w:instrText xml:space="preserve"> HYPERLINK \l _Toc21195 </w:instrText>
+            <w:instrText xml:space="preserve"> HYPERLINK \l _Toc23782 </w:instrText>
           </w:r>
           <w:r>
             <w:rPr>
@@ -8799,7 +8801,7 @@
             <w:fldChar w:fldCharType="begin"/>
           </w:r>
           <w:r>
-            <w:instrText xml:space="preserve"> PAGEREF _Toc21195 \h </w:instrText>
+            <w:instrText xml:space="preserve"> PAGEREF _Toc23782 \h </w:instrText>
           </w:r>
           <w:r>
             <w:fldChar w:fldCharType="separate"/>
@@ -8871,7 +8873,7 @@
               <w:shd w:val="clear" w:fill="auto"/>
               <w:vertAlign w:val="baseline"/>
             </w:rPr>
-            <w:instrText xml:space="preserve"> HYPERLINK \l _Toc3667 </w:instrText>
+            <w:instrText xml:space="preserve"> HYPERLINK \l _Toc28472 </w:instrText>
           </w:r>
           <w:r>
             <w:rPr>
@@ -8906,7 +8908,7 @@
             <w:fldChar w:fldCharType="begin"/>
           </w:r>
           <w:r>
-            <w:instrText xml:space="preserve"> PAGEREF _Toc3667 \h </w:instrText>
+            <w:instrText xml:space="preserve"> PAGEREF _Toc28472 \h </w:instrText>
           </w:r>
           <w:r>
             <w:fldChar w:fldCharType="separate"/>
@@ -8978,7 +8980,7 @@
               <w:shd w:val="clear" w:fill="auto"/>
               <w:vertAlign w:val="baseline"/>
             </w:rPr>
-            <w:instrText xml:space="preserve"> HYPERLINK \l _Toc15523 </w:instrText>
+            <w:instrText xml:space="preserve"> HYPERLINK \l _Toc15071 </w:instrText>
           </w:r>
           <w:r>
             <w:rPr>
@@ -9013,7 +9015,7 @@
             <w:fldChar w:fldCharType="begin"/>
           </w:r>
           <w:r>
-            <w:instrText xml:space="preserve"> PAGEREF _Toc15523 \h </w:instrText>
+            <w:instrText xml:space="preserve"> PAGEREF _Toc15071 \h </w:instrText>
           </w:r>
           <w:r>
             <w:fldChar w:fldCharType="separate"/>
@@ -9085,7 +9087,7 @@
               <w:shd w:val="clear" w:fill="auto"/>
               <w:vertAlign w:val="baseline"/>
             </w:rPr>
-            <w:instrText xml:space="preserve"> HYPERLINK \l _Toc18028 </w:instrText>
+            <w:instrText xml:space="preserve"> HYPERLINK \l _Toc19777 </w:instrText>
           </w:r>
           <w:r>
             <w:rPr>
@@ -9120,7 +9122,7 @@
             <w:fldChar w:fldCharType="begin"/>
           </w:r>
           <w:r>
-            <w:instrText xml:space="preserve"> PAGEREF _Toc18028 \h </w:instrText>
+            <w:instrText xml:space="preserve"> PAGEREF _Toc19777 \h </w:instrText>
           </w:r>
           <w:r>
             <w:fldChar w:fldCharType="separate"/>
@@ -9192,7 +9194,7 @@
               <w:shd w:val="clear" w:fill="auto"/>
               <w:vertAlign w:val="baseline"/>
             </w:rPr>
-            <w:instrText xml:space="preserve"> HYPERLINK \l _Toc1170 </w:instrText>
+            <w:instrText xml:space="preserve"> HYPERLINK \l _Toc32391 </w:instrText>
           </w:r>
           <w:r>
             <w:rPr>
@@ -9227,7 +9229,7 @@
             <w:fldChar w:fldCharType="begin"/>
           </w:r>
           <w:r>
-            <w:instrText xml:space="preserve"> PAGEREF _Toc1170 \h </w:instrText>
+            <w:instrText xml:space="preserve"> PAGEREF _Toc32391 \h </w:instrText>
           </w:r>
           <w:r>
             <w:fldChar w:fldCharType="separate"/>
@@ -9299,7 +9301,7 @@
               <w:shd w:val="clear" w:fill="auto"/>
               <w:vertAlign w:val="baseline"/>
             </w:rPr>
-            <w:instrText xml:space="preserve"> HYPERLINK \l _Toc10895 </w:instrText>
+            <w:instrText xml:space="preserve"> HYPERLINK \l _Toc6183 </w:instrText>
           </w:r>
           <w:r>
             <w:rPr>
@@ -9334,7 +9336,7 @@
             <w:fldChar w:fldCharType="begin"/>
           </w:r>
           <w:r>
-            <w:instrText xml:space="preserve"> PAGEREF _Toc10895 \h </w:instrText>
+            <w:instrText xml:space="preserve"> PAGEREF _Toc6183 \h </w:instrText>
           </w:r>
           <w:r>
             <w:fldChar w:fldCharType="separate"/>
@@ -9406,7 +9408,7 @@
               <w:shd w:val="clear" w:fill="auto"/>
               <w:vertAlign w:val="baseline"/>
             </w:rPr>
-            <w:instrText xml:space="preserve"> HYPERLINK \l _Toc32376 </w:instrText>
+            <w:instrText xml:space="preserve"> HYPERLINK \l _Toc20191 </w:instrText>
           </w:r>
           <w:r>
             <w:rPr>
@@ -9441,7 +9443,7 @@
             <w:fldChar w:fldCharType="begin"/>
           </w:r>
           <w:r>
-            <w:instrText xml:space="preserve"> PAGEREF _Toc32376 \h </w:instrText>
+            <w:instrText xml:space="preserve"> PAGEREF _Toc20191 \h </w:instrText>
           </w:r>
           <w:r>
             <w:fldChar w:fldCharType="separate"/>
@@ -9513,7 +9515,7 @@
               <w:shd w:val="clear" w:fill="auto"/>
               <w:vertAlign w:val="baseline"/>
             </w:rPr>
-            <w:instrText xml:space="preserve"> HYPERLINK \l _Toc15245 </w:instrText>
+            <w:instrText xml:space="preserve"> HYPERLINK \l _Toc15389 </w:instrText>
           </w:r>
           <w:r>
             <w:rPr>
@@ -9548,7 +9550,7 @@
             <w:fldChar w:fldCharType="begin"/>
           </w:r>
           <w:r>
-            <w:instrText xml:space="preserve"> PAGEREF _Toc15245 \h </w:instrText>
+            <w:instrText xml:space="preserve"> PAGEREF _Toc15389 \h </w:instrText>
           </w:r>
           <w:r>
             <w:fldChar w:fldCharType="separate"/>
@@ -9620,7 +9622,7 @@
               <w:shd w:val="clear" w:fill="auto"/>
               <w:vertAlign w:val="baseline"/>
             </w:rPr>
-            <w:instrText xml:space="preserve"> HYPERLINK \l _Toc31374 </w:instrText>
+            <w:instrText xml:space="preserve"> HYPERLINK \l _Toc11175 </w:instrText>
           </w:r>
           <w:r>
             <w:rPr>
@@ -9655,7 +9657,7 @@
             <w:fldChar w:fldCharType="begin"/>
           </w:r>
           <w:r>
-            <w:instrText xml:space="preserve"> PAGEREF _Toc31374 \h </w:instrText>
+            <w:instrText xml:space="preserve"> PAGEREF _Toc11175 \h </w:instrText>
           </w:r>
           <w:r>
             <w:fldChar w:fldCharType="separate"/>
@@ -9727,7 +9729,7 @@
               <w:shd w:val="clear" w:fill="auto"/>
               <w:vertAlign w:val="baseline"/>
             </w:rPr>
-            <w:instrText xml:space="preserve"> HYPERLINK \l _Toc14527 </w:instrText>
+            <w:instrText xml:space="preserve"> HYPERLINK \l _Toc13549 </w:instrText>
           </w:r>
           <w:r>
             <w:rPr>
@@ -9762,7 +9764,7 @@
             <w:fldChar w:fldCharType="begin"/>
           </w:r>
           <w:r>
-            <w:instrText xml:space="preserve"> PAGEREF _Toc14527 \h </w:instrText>
+            <w:instrText xml:space="preserve"> PAGEREF _Toc13549 \h </w:instrText>
           </w:r>
           <w:r>
             <w:fldChar w:fldCharType="separate"/>
@@ -9834,7 +9836,7 @@
               <w:shd w:val="clear" w:fill="auto"/>
               <w:vertAlign w:val="baseline"/>
             </w:rPr>
-            <w:instrText xml:space="preserve"> HYPERLINK \l _Toc12991 </w:instrText>
+            <w:instrText xml:space="preserve"> HYPERLINK \l _Toc22620 </w:instrText>
           </w:r>
           <w:r>
             <w:rPr>
@@ -9869,7 +9871,7 @@
             <w:fldChar w:fldCharType="begin"/>
           </w:r>
           <w:r>
-            <w:instrText xml:space="preserve"> PAGEREF _Toc12991 \h </w:instrText>
+            <w:instrText xml:space="preserve"> PAGEREF _Toc22620 \h </w:instrText>
           </w:r>
           <w:r>
             <w:fldChar w:fldCharType="separate"/>
@@ -9941,7 +9943,7 @@
               <w:shd w:val="clear" w:fill="auto"/>
               <w:vertAlign w:val="baseline"/>
             </w:rPr>
-            <w:instrText xml:space="preserve"> HYPERLINK \l _Toc29809 </w:instrText>
+            <w:instrText xml:space="preserve"> HYPERLINK \l _Toc7035 </w:instrText>
           </w:r>
           <w:r>
             <w:rPr>
@@ -9976,7 +9978,7 @@
             <w:fldChar w:fldCharType="begin"/>
           </w:r>
           <w:r>
-            <w:instrText xml:space="preserve"> PAGEREF _Toc29809 \h </w:instrText>
+            <w:instrText xml:space="preserve"> PAGEREF _Toc7035 \h </w:instrText>
           </w:r>
           <w:r>
             <w:fldChar w:fldCharType="separate"/>
@@ -10048,7 +10050,7 @@
               <w:shd w:val="clear" w:fill="auto"/>
               <w:vertAlign w:val="baseline"/>
             </w:rPr>
-            <w:instrText xml:space="preserve"> HYPERLINK \l _Toc30709 </w:instrText>
+            <w:instrText xml:space="preserve"> HYPERLINK \l _Toc18504 </w:instrText>
           </w:r>
           <w:r>
             <w:rPr>
@@ -10083,7 +10085,7 @@
             <w:fldChar w:fldCharType="begin"/>
           </w:r>
           <w:r>
-            <w:instrText xml:space="preserve"> PAGEREF _Toc30709 \h </w:instrText>
+            <w:instrText xml:space="preserve"> PAGEREF _Toc18504 \h </w:instrText>
           </w:r>
           <w:r>
             <w:fldChar w:fldCharType="separate"/>
@@ -10155,7 +10157,7 @@
               <w:shd w:val="clear" w:fill="auto"/>
               <w:vertAlign w:val="baseline"/>
             </w:rPr>
-            <w:instrText xml:space="preserve"> HYPERLINK \l _Toc19598 </w:instrText>
+            <w:instrText xml:space="preserve"> HYPERLINK \l _Toc9236 </w:instrText>
           </w:r>
           <w:r>
             <w:rPr>
@@ -10190,7 +10192,7 @@
             <w:fldChar w:fldCharType="begin"/>
           </w:r>
           <w:r>
-            <w:instrText xml:space="preserve"> PAGEREF _Toc19598 \h </w:instrText>
+            <w:instrText xml:space="preserve"> PAGEREF _Toc9236 \h </w:instrText>
           </w:r>
           <w:r>
             <w:fldChar w:fldCharType="separate"/>
@@ -10262,7 +10264,7 @@
               <w:shd w:val="clear" w:fill="auto"/>
               <w:vertAlign w:val="baseline"/>
             </w:rPr>
-            <w:instrText xml:space="preserve"> HYPERLINK \l _Toc18056 </w:instrText>
+            <w:instrText xml:space="preserve"> HYPERLINK \l _Toc23556 </w:instrText>
           </w:r>
           <w:r>
             <w:rPr>
@@ -10297,7 +10299,7 @@
             <w:fldChar w:fldCharType="begin"/>
           </w:r>
           <w:r>
-            <w:instrText xml:space="preserve"> PAGEREF _Toc18056 \h </w:instrText>
+            <w:instrText xml:space="preserve"> PAGEREF _Toc23556 \h </w:instrText>
           </w:r>
           <w:r>
             <w:fldChar w:fldCharType="separate"/>
@@ -10369,7 +10371,7 @@
               <w:shd w:val="clear" w:fill="auto"/>
               <w:vertAlign w:val="baseline"/>
             </w:rPr>
-            <w:instrText xml:space="preserve"> HYPERLINK \l _Toc29114 </w:instrText>
+            <w:instrText xml:space="preserve"> HYPERLINK \l _Toc15462 </w:instrText>
           </w:r>
           <w:r>
             <w:rPr>
@@ -10404,7 +10406,7 @@
             <w:fldChar w:fldCharType="begin"/>
           </w:r>
           <w:r>
-            <w:instrText xml:space="preserve"> PAGEREF _Toc29114 \h </w:instrText>
+            <w:instrText xml:space="preserve"> PAGEREF _Toc15462 \h </w:instrText>
           </w:r>
           <w:r>
             <w:fldChar w:fldCharType="separate"/>
@@ -10476,7 +10478,7 @@
               <w:shd w:val="clear" w:fill="auto"/>
               <w:vertAlign w:val="baseline"/>
             </w:rPr>
-            <w:instrText xml:space="preserve"> HYPERLINK \l _Toc25461 </w:instrText>
+            <w:instrText xml:space="preserve"> HYPERLINK \l _Toc1051 </w:instrText>
           </w:r>
           <w:r>
             <w:rPr>
@@ -10511,7 +10513,7 @@
             <w:fldChar w:fldCharType="begin"/>
           </w:r>
           <w:r>
-            <w:instrText xml:space="preserve"> PAGEREF _Toc25461 \h </w:instrText>
+            <w:instrText xml:space="preserve"> PAGEREF _Toc1051 \h </w:instrText>
           </w:r>
           <w:r>
             <w:fldChar w:fldCharType="separate"/>
@@ -10583,7 +10585,7 @@
               <w:shd w:val="clear" w:fill="auto"/>
               <w:vertAlign w:val="baseline"/>
             </w:rPr>
-            <w:instrText xml:space="preserve"> HYPERLINK \l _Toc14403 </w:instrText>
+            <w:instrText xml:space="preserve"> HYPERLINK \l _Toc11804 </w:instrText>
           </w:r>
           <w:r>
             <w:rPr>
@@ -10618,7 +10620,7 @@
             <w:fldChar w:fldCharType="begin"/>
           </w:r>
           <w:r>
-            <w:instrText xml:space="preserve"> PAGEREF _Toc14403 \h </w:instrText>
+            <w:instrText xml:space="preserve"> PAGEREF _Toc11804 \h </w:instrText>
           </w:r>
           <w:r>
             <w:fldChar w:fldCharType="separate"/>
@@ -10690,7 +10692,7 @@
               <w:shd w:val="clear" w:fill="auto"/>
               <w:vertAlign w:val="baseline"/>
             </w:rPr>
-            <w:instrText xml:space="preserve"> HYPERLINK \l _Toc28682 </w:instrText>
+            <w:instrText xml:space="preserve"> HYPERLINK \l _Toc14765 </w:instrText>
           </w:r>
           <w:r>
             <w:rPr>
@@ -10725,7 +10727,7 @@
             <w:fldChar w:fldCharType="begin"/>
           </w:r>
           <w:r>
-            <w:instrText xml:space="preserve"> PAGEREF _Toc28682 \h </w:instrText>
+            <w:instrText xml:space="preserve"> PAGEREF _Toc14765 \h </w:instrText>
           </w:r>
           <w:r>
             <w:fldChar w:fldCharType="separate"/>
@@ -10797,7 +10799,7 @@
               <w:shd w:val="clear" w:fill="auto"/>
               <w:vertAlign w:val="baseline"/>
             </w:rPr>
-            <w:instrText xml:space="preserve"> HYPERLINK \l _Toc18830 </w:instrText>
+            <w:instrText xml:space="preserve"> HYPERLINK \l _Toc4974 </w:instrText>
           </w:r>
           <w:r>
             <w:rPr>
@@ -10832,7 +10834,7 @@
             <w:fldChar w:fldCharType="begin"/>
           </w:r>
           <w:r>
-            <w:instrText xml:space="preserve"> PAGEREF _Toc18830 \h </w:instrText>
+            <w:instrText xml:space="preserve"> PAGEREF _Toc4974 \h </w:instrText>
           </w:r>
           <w:r>
             <w:fldChar w:fldCharType="separate"/>
@@ -10904,7 +10906,7 @@
               <w:shd w:val="clear" w:fill="auto"/>
               <w:vertAlign w:val="baseline"/>
             </w:rPr>
-            <w:instrText xml:space="preserve"> HYPERLINK \l _Toc4133 </w:instrText>
+            <w:instrText xml:space="preserve"> HYPERLINK \l _Toc1347 </w:instrText>
           </w:r>
           <w:r>
             <w:rPr>
@@ -10939,7 +10941,7 @@
             <w:fldChar w:fldCharType="begin"/>
           </w:r>
           <w:r>
-            <w:instrText xml:space="preserve"> PAGEREF _Toc4133 \h </w:instrText>
+            <w:instrText xml:space="preserve"> PAGEREF _Toc1347 \h </w:instrText>
           </w:r>
           <w:r>
             <w:fldChar w:fldCharType="separate"/>
@@ -11011,7 +11013,7 @@
               <w:shd w:val="clear" w:fill="auto"/>
               <w:vertAlign w:val="baseline"/>
             </w:rPr>
-            <w:instrText xml:space="preserve"> HYPERLINK \l _Toc488 </w:instrText>
+            <w:instrText xml:space="preserve"> HYPERLINK \l _Toc5417 </w:instrText>
           </w:r>
           <w:r>
             <w:rPr>
@@ -11046,7 +11048,7 @@
             <w:fldChar w:fldCharType="begin"/>
           </w:r>
           <w:r>
-            <w:instrText xml:space="preserve"> PAGEREF _Toc488 \h </w:instrText>
+            <w:instrText xml:space="preserve"> PAGEREF _Toc5417 \h </w:instrText>
           </w:r>
           <w:r>
             <w:fldChar w:fldCharType="separate"/>
@@ -11118,7 +11120,7 @@
               <w:shd w:val="clear" w:fill="auto"/>
               <w:vertAlign w:val="baseline"/>
             </w:rPr>
-            <w:instrText xml:space="preserve"> HYPERLINK \l _Toc24378 </w:instrText>
+            <w:instrText xml:space="preserve"> HYPERLINK \l _Toc19768 </w:instrText>
           </w:r>
           <w:r>
             <w:rPr>
@@ -11153,7 +11155,7 @@
             <w:fldChar w:fldCharType="begin"/>
           </w:r>
           <w:r>
-            <w:instrText xml:space="preserve"> PAGEREF _Toc24378 \h </w:instrText>
+            <w:instrText xml:space="preserve"> PAGEREF _Toc19768 \h </w:instrText>
           </w:r>
           <w:r>
             <w:fldChar w:fldCharType="separate"/>
@@ -11225,7 +11227,7 @@
               <w:shd w:val="clear" w:fill="auto"/>
               <w:vertAlign w:val="baseline"/>
             </w:rPr>
-            <w:instrText xml:space="preserve"> HYPERLINK \l _Toc26082 </w:instrText>
+            <w:instrText xml:space="preserve"> HYPERLINK \l _Toc26104 </w:instrText>
           </w:r>
           <w:r>
             <w:rPr>
@@ -11260,7 +11262,7 @@
             <w:fldChar w:fldCharType="begin"/>
           </w:r>
           <w:r>
-            <w:instrText xml:space="preserve"> PAGEREF _Toc26082 \h </w:instrText>
+            <w:instrText xml:space="preserve"> PAGEREF _Toc26104 \h </w:instrText>
           </w:r>
           <w:r>
             <w:fldChar w:fldCharType="separate"/>
@@ -11332,7 +11334,7 @@
               <w:shd w:val="clear" w:fill="auto"/>
               <w:vertAlign w:val="baseline"/>
             </w:rPr>
-            <w:instrText xml:space="preserve"> HYPERLINK \l _Toc4796 </w:instrText>
+            <w:instrText xml:space="preserve"> HYPERLINK \l _Toc12380 </w:instrText>
           </w:r>
           <w:r>
             <w:rPr>
@@ -11367,7 +11369,7 @@
             <w:fldChar w:fldCharType="begin"/>
           </w:r>
           <w:r>
-            <w:instrText xml:space="preserve"> PAGEREF _Toc4796 \h </w:instrText>
+            <w:instrText xml:space="preserve"> PAGEREF _Toc12380 \h </w:instrText>
           </w:r>
           <w:r>
             <w:fldChar w:fldCharType="separate"/>
@@ -11439,7 +11441,7 @@
               <w:shd w:val="clear" w:fill="auto"/>
               <w:vertAlign w:val="baseline"/>
             </w:rPr>
-            <w:instrText xml:space="preserve"> HYPERLINK \l _Toc13227 </w:instrText>
+            <w:instrText xml:space="preserve"> HYPERLINK \l _Toc19704 </w:instrText>
           </w:r>
           <w:r>
             <w:rPr>
@@ -11474,7 +11476,7 @@
             <w:fldChar w:fldCharType="begin"/>
           </w:r>
           <w:r>
-            <w:instrText xml:space="preserve"> PAGEREF _Toc13227 \h </w:instrText>
+            <w:instrText xml:space="preserve"> PAGEREF _Toc19704 \h </w:instrText>
           </w:r>
           <w:r>
             <w:fldChar w:fldCharType="separate"/>
@@ -11546,7 +11548,7 @@
               <w:shd w:val="clear" w:fill="auto"/>
               <w:vertAlign w:val="baseline"/>
             </w:rPr>
-            <w:instrText xml:space="preserve"> HYPERLINK \l _Toc23709 </w:instrText>
+            <w:instrText xml:space="preserve"> HYPERLINK \l _Toc5820 </w:instrText>
           </w:r>
           <w:r>
             <w:rPr>
@@ -11581,7 +11583,7 @@
             <w:fldChar w:fldCharType="begin"/>
           </w:r>
           <w:r>
-            <w:instrText xml:space="preserve"> PAGEREF _Toc23709 \h </w:instrText>
+            <w:instrText xml:space="preserve"> PAGEREF _Toc5820 \h </w:instrText>
           </w:r>
           <w:r>
             <w:fldChar w:fldCharType="separate"/>
@@ -11653,7 +11655,7 @@
               <w:shd w:val="clear" w:fill="auto"/>
               <w:vertAlign w:val="baseline"/>
             </w:rPr>
-            <w:instrText xml:space="preserve"> HYPERLINK \l _Toc30713 </w:instrText>
+            <w:instrText xml:space="preserve"> HYPERLINK \l _Toc25048 </w:instrText>
           </w:r>
           <w:r>
             <w:rPr>
@@ -11688,7 +11690,7 @@
             <w:fldChar w:fldCharType="begin"/>
           </w:r>
           <w:r>
-            <w:instrText xml:space="preserve"> PAGEREF _Toc30713 \h </w:instrText>
+            <w:instrText xml:space="preserve"> PAGEREF _Toc25048 \h </w:instrText>
           </w:r>
           <w:r>
             <w:fldChar w:fldCharType="separate"/>
@@ -11760,7 +11762,7 @@
               <w:shd w:val="clear" w:fill="auto"/>
               <w:vertAlign w:val="baseline"/>
             </w:rPr>
-            <w:instrText xml:space="preserve"> HYPERLINK \l _Toc30465 </w:instrText>
+            <w:instrText xml:space="preserve"> HYPERLINK \l _Toc12732 </w:instrText>
           </w:r>
           <w:r>
             <w:rPr>
@@ -11795,7 +11797,7 @@
             <w:fldChar w:fldCharType="begin"/>
           </w:r>
           <w:r>
-            <w:instrText xml:space="preserve"> PAGEREF _Toc30465 \h </w:instrText>
+            <w:instrText xml:space="preserve"> PAGEREF _Toc12732 \h </w:instrText>
           </w:r>
           <w:r>
             <w:fldChar w:fldCharType="separate"/>
@@ -11867,7 +11869,7 @@
               <w:shd w:val="clear" w:fill="auto"/>
               <w:vertAlign w:val="baseline"/>
             </w:rPr>
-            <w:instrText xml:space="preserve"> HYPERLINK \l _Toc2948 </w:instrText>
+            <w:instrText xml:space="preserve"> HYPERLINK \l _Toc28439 </w:instrText>
           </w:r>
           <w:r>
             <w:rPr>
@@ -11902,13 +11904,13 @@
             <w:fldChar w:fldCharType="begin"/>
           </w:r>
           <w:r>
-            <w:instrText xml:space="preserve"> PAGEREF _Toc2948 \h </w:instrText>
+            <w:instrText xml:space="preserve"> PAGEREF _Toc28439 \h </w:instrText>
           </w:r>
           <w:r>
             <w:fldChar w:fldCharType="separate"/>
           </w:r>
           <w:r>
-            <w:t>47</w:t>
+            <w:t>48</w:t>
           </w:r>
           <w:r>
             <w:fldChar w:fldCharType="end"/>
@@ -11974,7 +11976,7 @@
               <w:shd w:val="clear" w:fill="auto"/>
               <w:vertAlign w:val="baseline"/>
             </w:rPr>
-            <w:instrText xml:space="preserve"> HYPERLINK \l _Toc19034 </w:instrText>
+            <w:instrText xml:space="preserve"> HYPERLINK \l _Toc11745 </w:instrText>
           </w:r>
           <w:r>
             <w:rPr>
@@ -12009,13 +12011,13 @@
             <w:fldChar w:fldCharType="begin"/>
           </w:r>
           <w:r>
-            <w:instrText xml:space="preserve"> PAGEREF _Toc19034 \h </w:instrText>
+            <w:instrText xml:space="preserve"> PAGEREF _Toc11745 \h </w:instrText>
           </w:r>
           <w:r>
             <w:fldChar w:fldCharType="separate"/>
           </w:r>
           <w:r>
-            <w:t>48</w:t>
+            <w:t>49</w:t>
           </w:r>
           <w:r>
             <w:fldChar w:fldCharType="end"/>
@@ -12081,7 +12083,7 @@
               <w:shd w:val="clear" w:fill="auto"/>
               <w:vertAlign w:val="baseline"/>
             </w:rPr>
-            <w:instrText xml:space="preserve"> HYPERLINK \l _Toc17703 </w:instrText>
+            <w:instrText xml:space="preserve"> HYPERLINK \l _Toc21282 </w:instrText>
           </w:r>
           <w:r>
             <w:rPr>
@@ -12116,13 +12118,13 @@
             <w:fldChar w:fldCharType="begin"/>
           </w:r>
           <w:r>
-            <w:instrText xml:space="preserve"> PAGEREF _Toc17703 \h </w:instrText>
+            <w:instrText xml:space="preserve"> PAGEREF _Toc21282 \h </w:instrText>
           </w:r>
           <w:r>
             <w:fldChar w:fldCharType="separate"/>
           </w:r>
           <w:r>
-            <w:t>49</w:t>
+            <w:t>50</w:t>
           </w:r>
           <w:r>
             <w:fldChar w:fldCharType="end"/>
@@ -12188,7 +12190,7 @@
               <w:shd w:val="clear" w:fill="auto"/>
               <w:vertAlign w:val="baseline"/>
             </w:rPr>
-            <w:instrText xml:space="preserve"> HYPERLINK \l _Toc27010 </w:instrText>
+            <w:instrText xml:space="preserve"> HYPERLINK \l _Toc11256 </w:instrText>
           </w:r>
           <w:r>
             <w:rPr>
@@ -12223,13 +12225,13 @@
             <w:fldChar w:fldCharType="begin"/>
           </w:r>
           <w:r>
-            <w:instrText xml:space="preserve"> PAGEREF _Toc27010 \h </w:instrText>
+            <w:instrText xml:space="preserve"> PAGEREF _Toc11256 \h </w:instrText>
           </w:r>
           <w:r>
             <w:fldChar w:fldCharType="separate"/>
           </w:r>
           <w:r>
-            <w:t>51</w:t>
+            <w:t>52</w:t>
           </w:r>
           <w:r>
             <w:fldChar w:fldCharType="end"/>
@@ -12295,7 +12297,7 @@
               <w:shd w:val="clear" w:fill="auto"/>
               <w:vertAlign w:val="baseline"/>
             </w:rPr>
-            <w:instrText xml:space="preserve"> HYPERLINK \l _Toc19992 </w:instrText>
+            <w:instrText xml:space="preserve"> HYPERLINK \l _Toc16214 </w:instrText>
           </w:r>
           <w:r>
             <w:rPr>
@@ -12330,13 +12332,13 @@
             <w:fldChar w:fldCharType="begin"/>
           </w:r>
           <w:r>
-            <w:instrText xml:space="preserve"> PAGEREF _Toc19992 \h </w:instrText>
+            <w:instrText xml:space="preserve"> PAGEREF _Toc16214 \h </w:instrText>
           </w:r>
           <w:r>
             <w:fldChar w:fldCharType="separate"/>
           </w:r>
           <w:r>
-            <w:t>52</w:t>
+            <w:t>53</w:t>
           </w:r>
           <w:r>
             <w:fldChar w:fldCharType="end"/>
@@ -12402,7 +12404,7 @@
               <w:shd w:val="clear" w:fill="auto"/>
               <w:vertAlign w:val="baseline"/>
             </w:rPr>
-            <w:instrText xml:space="preserve"> HYPERLINK \l _Toc15251 </w:instrText>
+            <w:instrText xml:space="preserve"> HYPERLINK \l _Toc1161 </w:instrText>
           </w:r>
           <w:r>
             <w:rPr>
@@ -12437,13 +12439,13 @@
             <w:fldChar w:fldCharType="begin"/>
           </w:r>
           <w:r>
-            <w:instrText xml:space="preserve"> PAGEREF _Toc15251 \h </w:instrText>
+            <w:instrText xml:space="preserve"> PAGEREF _Toc1161 \h </w:instrText>
           </w:r>
           <w:r>
             <w:fldChar w:fldCharType="separate"/>
           </w:r>
           <w:r>
-            <w:t>52</w:t>
+            <w:t>53</w:t>
           </w:r>
           <w:r>
             <w:fldChar w:fldCharType="end"/>
@@ -12509,7 +12511,7 @@
               <w:shd w:val="clear" w:fill="auto"/>
               <w:vertAlign w:val="baseline"/>
             </w:rPr>
-            <w:instrText xml:space="preserve"> HYPERLINK \l _Toc12507 </w:instrText>
+            <w:instrText xml:space="preserve"> HYPERLINK \l _Toc27708 </w:instrText>
           </w:r>
           <w:r>
             <w:rPr>
@@ -12544,13 +12546,13 @@
             <w:fldChar w:fldCharType="begin"/>
           </w:r>
           <w:r>
-            <w:instrText xml:space="preserve"> PAGEREF _Toc12507 \h </w:instrText>
+            <w:instrText xml:space="preserve"> PAGEREF _Toc27708 \h </w:instrText>
           </w:r>
           <w:r>
             <w:fldChar w:fldCharType="separate"/>
           </w:r>
           <w:r>
-            <w:t>53</w:t>
+            <w:t>54</w:t>
           </w:r>
           <w:r>
             <w:fldChar w:fldCharType="end"/>
@@ -12616,7 +12618,7 @@
               <w:shd w:val="clear" w:fill="auto"/>
               <w:vertAlign w:val="baseline"/>
             </w:rPr>
-            <w:instrText xml:space="preserve"> HYPERLINK \l _Toc10633 </w:instrText>
+            <w:instrText xml:space="preserve"> HYPERLINK \l _Toc12202 </w:instrText>
           </w:r>
           <w:r>
             <w:rPr>
@@ -12651,13 +12653,13 @@
             <w:fldChar w:fldCharType="begin"/>
           </w:r>
           <w:r>
-            <w:instrText xml:space="preserve"> PAGEREF _Toc10633 \h </w:instrText>
+            <w:instrText xml:space="preserve"> PAGEREF _Toc12202 \h </w:instrText>
           </w:r>
           <w:r>
             <w:fldChar w:fldCharType="separate"/>
           </w:r>
           <w:r>
-            <w:t>54</w:t>
+            <w:t>55</w:t>
           </w:r>
           <w:r>
             <w:fldChar w:fldCharType="end"/>
@@ -12723,7 +12725,7 @@
               <w:shd w:val="clear" w:fill="auto"/>
               <w:vertAlign w:val="baseline"/>
             </w:rPr>
-            <w:instrText xml:space="preserve"> HYPERLINK \l _Toc16606 </w:instrText>
+            <w:instrText xml:space="preserve"> HYPERLINK \l _Toc21625 </w:instrText>
           </w:r>
           <w:r>
             <w:rPr>
@@ -12758,13 +12760,13 @@
             <w:fldChar w:fldCharType="begin"/>
           </w:r>
           <w:r>
-            <w:instrText xml:space="preserve"> PAGEREF _Toc16606 \h </w:instrText>
+            <w:instrText xml:space="preserve"> PAGEREF _Toc21625 \h </w:instrText>
           </w:r>
           <w:r>
             <w:fldChar w:fldCharType="separate"/>
           </w:r>
           <w:r>
-            <w:t>55</w:t>
+            <w:t>56</w:t>
           </w:r>
           <w:r>
             <w:fldChar w:fldCharType="end"/>
@@ -12830,7 +12832,7 @@
               <w:shd w:val="clear" w:fill="auto"/>
               <w:vertAlign w:val="baseline"/>
             </w:rPr>
-            <w:instrText xml:space="preserve"> HYPERLINK \l _Toc5621 </w:instrText>
+            <w:instrText xml:space="preserve"> HYPERLINK \l _Toc15542 </w:instrText>
           </w:r>
           <w:r>
             <w:rPr>
@@ -12865,13 +12867,13 @@
             <w:fldChar w:fldCharType="begin"/>
           </w:r>
           <w:r>
-            <w:instrText xml:space="preserve"> PAGEREF _Toc5621 \h </w:instrText>
+            <w:instrText xml:space="preserve"> PAGEREF _Toc15542 \h </w:instrText>
           </w:r>
           <w:r>
             <w:fldChar w:fldCharType="separate"/>
           </w:r>
           <w:r>
-            <w:t>56</w:t>
+            <w:t>57</w:t>
           </w:r>
           <w:r>
             <w:fldChar w:fldCharType="end"/>
@@ -12937,7 +12939,7 @@
               <w:shd w:val="clear" w:fill="auto"/>
               <w:vertAlign w:val="baseline"/>
             </w:rPr>
-            <w:instrText xml:space="preserve"> HYPERLINK \l _Toc10205 </w:instrText>
+            <w:instrText xml:space="preserve"> HYPERLINK \l _Toc21560 </w:instrText>
           </w:r>
           <w:r>
             <w:rPr>
@@ -12972,13 +12974,13 @@
             <w:fldChar w:fldCharType="begin"/>
           </w:r>
           <w:r>
-            <w:instrText xml:space="preserve"> PAGEREF _Toc10205 \h </w:instrText>
+            <w:instrText xml:space="preserve"> PAGEREF _Toc21560 \h </w:instrText>
           </w:r>
           <w:r>
             <w:fldChar w:fldCharType="separate"/>
           </w:r>
           <w:r>
-            <w:t>57</w:t>
+            <w:t>58</w:t>
           </w:r>
           <w:r>
             <w:fldChar w:fldCharType="end"/>
@@ -13044,7 +13046,7 @@
               <w:shd w:val="clear" w:fill="auto"/>
               <w:vertAlign w:val="baseline"/>
             </w:rPr>
-            <w:instrText xml:space="preserve"> HYPERLINK \l _Toc22348 </w:instrText>
+            <w:instrText xml:space="preserve"> HYPERLINK \l _Toc24690 </w:instrText>
           </w:r>
           <w:r>
             <w:rPr>
@@ -13079,13 +13081,13 @@
             <w:fldChar w:fldCharType="begin"/>
           </w:r>
           <w:r>
-            <w:instrText xml:space="preserve"> PAGEREF _Toc22348 \h </w:instrText>
+            <w:instrText xml:space="preserve"> PAGEREF _Toc24690 \h </w:instrText>
           </w:r>
           <w:r>
             <w:fldChar w:fldCharType="separate"/>
           </w:r>
           <w:r>
-            <w:t>58</w:t>
+            <w:t>59</w:t>
           </w:r>
           <w:r>
             <w:fldChar w:fldCharType="end"/>
@@ -13151,7 +13153,7 @@
               <w:shd w:val="clear" w:fill="auto"/>
               <w:vertAlign w:val="baseline"/>
             </w:rPr>
-            <w:instrText xml:space="preserve"> HYPERLINK \l _Toc3968 </w:instrText>
+            <w:instrText xml:space="preserve"> HYPERLINK \l _Toc14639 </w:instrText>
           </w:r>
           <w:r>
             <w:rPr>
@@ -13186,13 +13188,13 @@
             <w:fldChar w:fldCharType="begin"/>
           </w:r>
           <w:r>
-            <w:instrText xml:space="preserve"> PAGEREF _Toc3968 \h </w:instrText>
+            <w:instrText xml:space="preserve"> PAGEREF _Toc14639 \h </w:instrText>
           </w:r>
           <w:r>
             <w:fldChar w:fldCharType="separate"/>
           </w:r>
           <w:r>
-            <w:t>58</w:t>
+            <w:t>59</w:t>
           </w:r>
           <w:r>
             <w:fldChar w:fldCharType="end"/>
@@ -13258,7 +13260,7 @@
               <w:shd w:val="clear" w:fill="auto"/>
               <w:vertAlign w:val="baseline"/>
             </w:rPr>
-            <w:instrText xml:space="preserve"> HYPERLINK \l _Toc29070 </w:instrText>
+            <w:instrText xml:space="preserve"> HYPERLINK \l _Toc5544 </w:instrText>
           </w:r>
           <w:r>
             <w:rPr>
@@ -13293,13 +13295,13 @@
             <w:fldChar w:fldCharType="begin"/>
           </w:r>
           <w:r>
-            <w:instrText xml:space="preserve"> PAGEREF _Toc29070 \h </w:instrText>
+            <w:instrText xml:space="preserve"> PAGEREF _Toc5544 \h </w:instrText>
           </w:r>
           <w:r>
             <w:fldChar w:fldCharType="separate"/>
           </w:r>
           <w:r>
-            <w:t>59</w:t>
+            <w:t>60</w:t>
           </w:r>
           <w:r>
             <w:fldChar w:fldCharType="end"/>
@@ -13365,7 +13367,7 @@
               <w:shd w:val="clear" w:fill="auto"/>
               <w:vertAlign w:val="baseline"/>
             </w:rPr>
-            <w:instrText xml:space="preserve"> HYPERLINK \l _Toc20691 </w:instrText>
+            <w:instrText xml:space="preserve"> HYPERLINK \l _Toc28513 </w:instrText>
           </w:r>
           <w:r>
             <w:rPr>
@@ -13397,13 +13399,13 @@
             <w:fldChar w:fldCharType="begin"/>
           </w:r>
           <w:r>
-            <w:instrText xml:space="preserve"> PAGEREF _Toc20691 \h </w:instrText>
+            <w:instrText xml:space="preserve"> PAGEREF _Toc28513 \h </w:instrText>
           </w:r>
           <w:r>
             <w:fldChar w:fldCharType="separate"/>
           </w:r>
           <w:r>
-            <w:t>61</w:t>
+            <w:t>62</w:t>
           </w:r>
           <w:r>
             <w:fldChar w:fldCharType="end"/>
@@ -13469,7 +13471,7 @@
               <w:shd w:val="clear" w:fill="auto"/>
               <w:vertAlign w:val="baseline"/>
             </w:rPr>
-            <w:instrText xml:space="preserve"> HYPERLINK \l _Toc29284 </w:instrText>
+            <w:instrText xml:space="preserve"> HYPERLINK \l _Toc27451 </w:instrText>
           </w:r>
           <w:r>
             <w:rPr>
@@ -13501,13 +13503,13 @@
             <w:fldChar w:fldCharType="begin"/>
           </w:r>
           <w:r>
-            <w:instrText xml:space="preserve"> PAGEREF _Toc29284 \h </w:instrText>
+            <w:instrText xml:space="preserve"> PAGEREF _Toc27451 \h </w:instrText>
           </w:r>
           <w:r>
             <w:fldChar w:fldCharType="separate"/>
           </w:r>
           <w:r>
-            <w:t>63</w:t>
+            <w:t>64</w:t>
           </w:r>
           <w:r>
             <w:fldChar w:fldCharType="end"/>
@@ -13541,10 +13543,10 @@
             <w:widowControl/>
             <w:shd w:val="clear" w:fill="auto"/>
             <w:tabs>
-              <w:tab w:val="right" w:pos="9060"/>
+              <w:tab w:val="right" w:pos="8494"/>
             </w:tabs>
             <w:spacing w:before="0" w:after="0" w:line="360" w:lineRule="auto"/>
-            <w:ind w:left="1134" w:right="0" w:hanging="1134"/>
+            <w:ind w:left="0" w:right="0" w:firstLine="0"/>
             <w:jc w:val="both"/>
             <w:rPr>
               <w:rFonts w:ascii="Calibri" w:hAnsi="Calibri" w:eastAsia="Calibri" w:cs="Calibri"/>
@@ -13657,7 +13659,7 @@
           <w:color w:val="000000"/>
         </w:rPr>
       </w:pPr>
-      <w:bookmarkStart w:id="1" w:name="_Toc14999"/>
+      <w:bookmarkStart w:id="1" w:name="_Toc12401"/>
       <w:r>
         <w:rPr>
           <w:rFonts w:ascii="Arial" w:hAnsi="Arial" w:eastAsia="Arial" w:cs="Arial"/>
@@ -13675,7 +13677,7 @@
           <w:numId w:val="1"/>
         </w:numPr>
       </w:pPr>
-      <w:bookmarkStart w:id="2" w:name="_Toc30512"/>
+      <w:bookmarkStart w:id="2" w:name="_Toc12543"/>
       <w:r>
         <w:rPr>
           <w:rFonts w:ascii="Arial" w:hAnsi="Arial" w:eastAsia="Arial" w:cs="Arial"/>
@@ -13937,7 +13939,7 @@
           <w:numId w:val="1"/>
         </w:numPr>
       </w:pPr>
-      <w:bookmarkStart w:id="3" w:name="_Toc26586"/>
+      <w:bookmarkStart w:id="3" w:name="_Toc14626"/>
       <w:r>
         <w:rPr>
           <w:rFonts w:ascii="Arial" w:hAnsi="Arial" w:eastAsia="Arial" w:cs="Arial"/>
@@ -14028,7 +14030,7 @@
           <w:numId w:val="1"/>
         </w:numPr>
       </w:pPr>
-      <w:bookmarkStart w:id="4" w:name="_Toc32683"/>
+      <w:bookmarkStart w:id="4" w:name="_Toc23872"/>
       <w:r>
         <w:rPr>
           <w:rFonts w:ascii="Arial" w:hAnsi="Arial" w:eastAsia="Arial" w:cs="Arial"/>
@@ -14062,7 +14064,7 @@
           <w:numId w:val="1"/>
         </w:numPr>
       </w:pPr>
-      <w:bookmarkStart w:id="5" w:name="_Toc9018"/>
+      <w:bookmarkStart w:id="5" w:name="_Toc28034"/>
       <w:r>
         <w:rPr>
           <w:rFonts w:ascii="Arial" w:hAnsi="Arial" w:eastAsia="Arial" w:cs="Arial"/>
@@ -14208,7 +14210,7 @@
           <w:numId w:val="1"/>
         </w:numPr>
       </w:pPr>
-      <w:bookmarkStart w:id="6" w:name="_Toc15928"/>
+      <w:bookmarkStart w:id="6" w:name="_Toc28761"/>
       <w:r>
         <w:rPr>
           <w:rFonts w:ascii="Arial" w:hAnsi="Arial" w:eastAsia="Arial" w:cs="Arial"/>
@@ -14274,7 +14276,7 @@
           <w:numId w:val="1"/>
         </w:numPr>
       </w:pPr>
-      <w:bookmarkStart w:id="7" w:name="_Toc18478"/>
+      <w:bookmarkStart w:id="7" w:name="_Toc4269"/>
       <w:r>
         <w:rPr>
           <w:rFonts w:ascii="Arial" w:hAnsi="Arial" w:eastAsia="Arial" w:cs="Arial"/>
@@ -14311,7 +14313,7 @@
           <w:color w:val="000000"/>
         </w:rPr>
       </w:pPr>
-      <w:bookmarkStart w:id="8" w:name="_Toc5545"/>
+      <w:bookmarkStart w:id="8" w:name="_Toc10777"/>
       <w:r>
         <w:rPr>
           <w:rFonts w:ascii="Arial" w:hAnsi="Arial" w:eastAsia="Arial" w:cs="Arial"/>
@@ -14345,7 +14347,7 @@
           <w:numId w:val="1"/>
         </w:numPr>
       </w:pPr>
-      <w:bookmarkStart w:id="9" w:name="_Toc13971"/>
+      <w:bookmarkStart w:id="9" w:name="_Toc20433"/>
       <w:r>
         <w:rPr>
           <w:rFonts w:ascii="Arial" w:hAnsi="Arial" w:eastAsia="Arial" w:cs="Arial"/>
@@ -14363,7 +14365,7 @@
           <w:numId w:val="1"/>
         </w:numPr>
       </w:pPr>
-      <w:bookmarkStart w:id="10" w:name="_Toc5491"/>
+      <w:bookmarkStart w:id="10" w:name="_Toc9508"/>
       <w:r>
         <w:rPr>
           <w:rFonts w:ascii="Arial" w:hAnsi="Arial" w:eastAsia="Arial" w:cs="Arial"/>
@@ -14413,7 +14415,7 @@
           <w:numId w:val="1"/>
         </w:numPr>
       </w:pPr>
-      <w:bookmarkStart w:id="11" w:name="_Toc23274"/>
+      <w:bookmarkStart w:id="11" w:name="_Toc15464"/>
       <w:r>
         <w:rPr>
           <w:rFonts w:ascii="Arial" w:hAnsi="Arial" w:eastAsia="Arial" w:cs="Arial"/>
@@ -14447,7 +14449,7 @@
           <w:numId w:val="1"/>
         </w:numPr>
       </w:pPr>
-      <w:bookmarkStart w:id="12" w:name="_Toc12139"/>
+      <w:bookmarkStart w:id="12" w:name="_Toc12496"/>
       <w:r>
         <w:rPr>
           <w:rFonts w:ascii="Arial" w:hAnsi="Arial" w:eastAsia="Arial" w:cs="Arial"/>
@@ -14481,7 +14483,7 @@
           <w:numId w:val="1"/>
         </w:numPr>
       </w:pPr>
-      <w:bookmarkStart w:id="13" w:name="_Toc8619"/>
+      <w:bookmarkStart w:id="13" w:name="_Toc25905"/>
       <w:r>
         <w:rPr>
           <w:rFonts w:ascii="Arial" w:hAnsi="Arial" w:eastAsia="Arial" w:cs="Arial"/>
@@ -14515,7 +14517,7 @@
           <w:numId w:val="1"/>
         </w:numPr>
       </w:pPr>
-      <w:bookmarkStart w:id="14" w:name="_Toc8277"/>
+      <w:bookmarkStart w:id="14" w:name="_Toc4786"/>
       <w:r>
         <w:rPr>
           <w:rFonts w:ascii="Arial" w:hAnsi="Arial" w:eastAsia="Arial" w:cs="Arial"/>
@@ -14568,7 +14570,7 @@
           <w:color w:val="000000"/>
         </w:rPr>
       </w:pPr>
-      <w:bookmarkStart w:id="15" w:name="_Toc30212"/>
+      <w:bookmarkStart w:id="15" w:name="_Toc27633"/>
       <w:r>
         <w:rPr>
           <w:rFonts w:ascii="Arial" w:hAnsi="Arial" w:eastAsia="Arial" w:cs="Arial"/>
@@ -14586,7 +14588,7 @@
           <w:numId w:val="1"/>
         </w:numPr>
       </w:pPr>
-      <w:bookmarkStart w:id="16" w:name="_Toc18978"/>
+      <w:bookmarkStart w:id="16" w:name="_Toc13791"/>
       <w:r>
         <w:rPr>
           <w:rFonts w:ascii="Arial" w:hAnsi="Arial" w:eastAsia="Arial" w:cs="Arial"/>
@@ -14636,7 +14638,7 @@
           <w:numId w:val="1"/>
         </w:numPr>
       </w:pPr>
-      <w:bookmarkStart w:id="17" w:name="_Toc12220"/>
+      <w:bookmarkStart w:id="17" w:name="_Toc9797"/>
       <w:r>
         <w:rPr>
           <w:rFonts w:ascii="Arial" w:hAnsi="Arial" w:eastAsia="Arial" w:cs="Arial"/>
@@ -15342,7 +15344,7 @@
           <w:numId w:val="1"/>
         </w:numPr>
       </w:pPr>
-      <w:bookmarkStart w:id="18" w:name="_Toc29892"/>
+      <w:bookmarkStart w:id="18" w:name="_Toc15599"/>
       <w:r>
         <w:rPr>
           <w:rFonts w:ascii="Arial" w:hAnsi="Arial" w:eastAsia="Arial" w:cs="Arial"/>
@@ -15376,7 +15378,7 @@
           <w:numId w:val="1"/>
         </w:numPr>
       </w:pPr>
-      <w:bookmarkStart w:id="19" w:name="_Toc12568"/>
+      <w:bookmarkStart w:id="19" w:name="_Toc2578"/>
       <w:r>
         <w:rPr>
           <w:rFonts w:ascii="Arial" w:hAnsi="Arial" w:eastAsia="Arial" w:cs="Arial"/>
@@ -15426,7 +15428,7 @@
           <w:numId w:val="1"/>
         </w:numPr>
       </w:pPr>
-      <w:bookmarkStart w:id="20" w:name="_Toc21253"/>
+      <w:bookmarkStart w:id="20" w:name="_Toc21815"/>
       <w:r>
         <w:rPr>
           <w:rFonts w:ascii="Arial" w:hAnsi="Arial" w:eastAsia="Arial" w:cs="Arial"/>
@@ -15493,7 +15495,7 @@
           <w:numId w:val="1"/>
         </w:numPr>
       </w:pPr>
-      <w:bookmarkStart w:id="21" w:name="_Toc15600"/>
+      <w:bookmarkStart w:id="21" w:name="_Toc27214"/>
       <w:r>
         <w:rPr>
           <w:rFonts w:ascii="Arial" w:hAnsi="Arial" w:eastAsia="Arial" w:cs="Arial"/>
@@ -16541,7 +16543,7 @@
           <w:numId w:val="1"/>
         </w:numPr>
       </w:pPr>
-      <w:bookmarkStart w:id="22" w:name="_Toc21195"/>
+      <w:bookmarkStart w:id="22" w:name="_Toc23782"/>
       <w:r>
         <w:rPr>
           <w:rFonts w:ascii="Arial" w:hAnsi="Arial" w:eastAsia="Arial" w:cs="Arial"/>
@@ -16560,11 +16562,7 @@
         </w:rPr>
       </w:pPr>
       <w:r>
-        <w:rPr>
-          <w:rFonts w:ascii="Arial" w:hAnsi="Arial" w:eastAsia="Arial" w:cs="Arial"/>
-          <w:b w:val="0"/>
-        </w:rPr>
-        <w:t>A quarta fase construiu o modelo. Antes do modelo principal foram avaliados dois modelos de referência, um linear e um baseado em árvores de decisão, além do piso trivial, que responde sempre a média da rede. Sem essa comparação não haveria como afirmar que o sistema agrega valor.</w:t>
+        <w:t>A quarta fase construiu o modelo. Antes do modelo principal foram avaliados dois modelos de referência, um linear (regressão Ridge) e um baseado em árvores de decisão (floresta aleatória), além do piso trivial, que responde sempre a média da rede. Sem essa comparação não haveria como afirmar que o sistema agrega valor.</w:t>
       </w:r>
     </w:p>
     <w:p>
@@ -16607,7 +16605,7 @@
           <w:numId w:val="1"/>
         </w:numPr>
       </w:pPr>
-      <w:bookmarkStart w:id="23" w:name="_Toc3667"/>
+      <w:bookmarkStart w:id="23" w:name="_Toc28472"/>
       <w:r>
         <w:rPr>
           <w:rFonts w:ascii="Arial" w:hAnsi="Arial" w:eastAsia="Arial" w:cs="Arial"/>
@@ -16641,7 +16639,7 @@
           <w:numId w:val="1"/>
         </w:numPr>
       </w:pPr>
-      <w:bookmarkStart w:id="24" w:name="_Toc15523"/>
+      <w:bookmarkStart w:id="24" w:name="_Toc15071"/>
       <w:r>
         <w:rPr>
           <w:rFonts w:ascii="Arial" w:hAnsi="Arial" w:eastAsia="Arial" w:cs="Arial"/>
@@ -16691,7 +16689,7 @@
           <w:numId w:val="1"/>
         </w:numPr>
       </w:pPr>
-      <w:bookmarkStart w:id="25" w:name="_Toc18028"/>
+      <w:bookmarkStart w:id="25" w:name="_Toc19777"/>
       <w:r>
         <w:rPr>
           <w:rFonts w:ascii="Arial" w:hAnsi="Arial" w:eastAsia="Arial" w:cs="Arial"/>
@@ -16773,7 +16771,7 @@
           <w:numId w:val="1"/>
         </w:numPr>
       </w:pPr>
-      <w:bookmarkStart w:id="26" w:name="_Toc1170"/>
+      <w:bookmarkStart w:id="26" w:name="_Toc32391"/>
       <w:r>
         <w:rPr>
           <w:rFonts w:ascii="Arial" w:hAnsi="Arial" w:eastAsia="Arial" w:cs="Arial"/>
@@ -16874,7 +16872,7 @@
           <w:color w:val="000000"/>
         </w:rPr>
       </w:pPr>
-      <w:bookmarkStart w:id="27" w:name="_Toc10895"/>
+      <w:bookmarkStart w:id="27" w:name="_Toc6183"/>
       <w:r>
         <w:rPr>
           <w:rFonts w:ascii="Arial" w:hAnsi="Arial" w:eastAsia="Arial" w:cs="Arial"/>
@@ -16892,7 +16890,7 @@
           <w:numId w:val="1"/>
         </w:numPr>
       </w:pPr>
-      <w:bookmarkStart w:id="28" w:name="_Toc32376"/>
+      <w:bookmarkStart w:id="28" w:name="_Toc20191"/>
       <w:r>
         <w:rPr>
           <w:rFonts w:ascii="Arial" w:hAnsi="Arial" w:eastAsia="Arial" w:cs="Arial"/>
@@ -17090,7 +17088,7 @@
           <w:numId w:val="1"/>
         </w:numPr>
       </w:pPr>
-      <w:bookmarkStart w:id="29" w:name="_Toc15245"/>
+      <w:bookmarkStart w:id="29" w:name="_Toc15389"/>
       <w:r>
         <w:rPr>
           <w:rFonts w:ascii="Arial" w:hAnsi="Arial" w:eastAsia="Arial" w:cs="Arial"/>
@@ -17436,7 +17434,7 @@
           <w:numId w:val="1"/>
         </w:numPr>
       </w:pPr>
-      <w:bookmarkStart w:id="30" w:name="_Toc31374"/>
+      <w:bookmarkStart w:id="30" w:name="_Toc11175"/>
       <w:r>
         <w:rPr>
           <w:rFonts w:ascii="Arial" w:hAnsi="Arial" w:eastAsia="Arial" w:cs="Arial"/>
@@ -17618,7 +17616,7 @@
           <w:numId w:val="1"/>
         </w:numPr>
       </w:pPr>
-      <w:bookmarkStart w:id="31" w:name="_Toc14527"/>
+      <w:bookmarkStart w:id="31" w:name="_Toc13549"/>
       <w:r>
         <w:rPr>
           <w:rFonts w:ascii="Arial" w:hAnsi="Arial" w:eastAsia="Arial" w:cs="Arial"/>
@@ -17803,7 +17801,7 @@
           <w:color w:val="000000"/>
         </w:rPr>
       </w:pPr>
-      <w:bookmarkStart w:id="32" w:name="_Toc12991"/>
+      <w:bookmarkStart w:id="32" w:name="_Toc22620"/>
       <w:r>
         <w:rPr>
           <w:rFonts w:ascii="Arial" w:hAnsi="Arial" w:eastAsia="Arial" w:cs="Arial"/>
@@ -17821,7 +17819,7 @@
           <w:numId w:val="1"/>
         </w:numPr>
       </w:pPr>
-      <w:bookmarkStart w:id="33" w:name="_Toc29809"/>
+      <w:bookmarkStart w:id="33" w:name="_Toc7035"/>
       <w:r>
         <w:rPr>
           <w:rFonts w:ascii="Arial" w:hAnsi="Arial" w:eastAsia="Arial" w:cs="Arial"/>
@@ -17903,7 +17901,7 @@
           <w:numId w:val="1"/>
         </w:numPr>
       </w:pPr>
-      <w:bookmarkStart w:id="34" w:name="_Toc30709"/>
+      <w:bookmarkStart w:id="34" w:name="_Toc18504"/>
       <w:r>
         <w:rPr>
           <w:rFonts w:ascii="Arial" w:hAnsi="Arial" w:eastAsia="Arial" w:cs="Arial"/>
@@ -17921,7 +17919,7 @@
           <w:numId w:val="1"/>
         </w:numPr>
       </w:pPr>
-      <w:bookmarkStart w:id="35" w:name="_Toc19598"/>
+      <w:bookmarkStart w:id="35" w:name="_Toc9236"/>
       <w:r>
         <w:rPr>
           <w:rFonts w:ascii="Arial" w:hAnsi="Arial" w:eastAsia="Arial" w:cs="Arial"/>
@@ -17955,7 +17953,7 @@
           <w:numId w:val="1"/>
         </w:numPr>
       </w:pPr>
-      <w:bookmarkStart w:id="36" w:name="_Toc18056"/>
+      <w:bookmarkStart w:id="36" w:name="_Toc23556"/>
       <w:r>
         <w:rPr>
           <w:rFonts w:ascii="Arial" w:hAnsi="Arial" w:eastAsia="Arial" w:cs="Arial"/>
@@ -17989,7 +17987,7 @@
           <w:numId w:val="1"/>
         </w:numPr>
       </w:pPr>
-      <w:bookmarkStart w:id="37" w:name="_Toc29114"/>
+      <w:bookmarkStart w:id="37" w:name="_Toc15462"/>
       <w:r>
         <w:rPr>
           <w:rFonts w:ascii="Arial" w:hAnsi="Arial" w:eastAsia="Arial" w:cs="Arial"/>
@@ -18023,7 +18021,7 @@
           <w:numId w:val="1"/>
         </w:numPr>
       </w:pPr>
-      <w:bookmarkStart w:id="38" w:name="_Toc25461"/>
+      <w:bookmarkStart w:id="38" w:name="_Toc1051"/>
       <w:r>
         <w:rPr>
           <w:rFonts w:ascii="Arial" w:hAnsi="Arial" w:eastAsia="Arial" w:cs="Arial"/>
@@ -18057,7 +18055,7 @@
           <w:numId w:val="1"/>
         </w:numPr>
       </w:pPr>
-      <w:bookmarkStart w:id="39" w:name="_Toc14403"/>
+      <w:bookmarkStart w:id="39" w:name="_Toc11804"/>
       <w:r>
         <w:rPr>
           <w:rFonts w:ascii="Arial" w:hAnsi="Arial" w:eastAsia="Arial" w:cs="Arial"/>
@@ -18094,7 +18092,7 @@
           <w:color w:val="000000"/>
         </w:rPr>
       </w:pPr>
-      <w:bookmarkStart w:id="40" w:name="_Toc28682"/>
+      <w:bookmarkStart w:id="40" w:name="_Toc14765"/>
       <w:r>
         <w:rPr>
           <w:rFonts w:ascii="Arial" w:hAnsi="Arial" w:eastAsia="Arial" w:cs="Arial"/>
@@ -18112,7 +18110,7 @@
           <w:numId w:val="1"/>
         </w:numPr>
       </w:pPr>
-      <w:bookmarkStart w:id="41" w:name="_Toc18830"/>
+      <w:bookmarkStart w:id="41" w:name="_Toc4974"/>
       <w:r>
         <w:rPr>
           <w:rFonts w:ascii="Arial" w:hAnsi="Arial" w:eastAsia="Arial" w:cs="Arial"/>
@@ -18730,7 +18728,7 @@
           <w:numId w:val="1"/>
         </w:numPr>
       </w:pPr>
-      <w:bookmarkStart w:id="42" w:name="_Toc4133"/>
+      <w:bookmarkStart w:id="42" w:name="_Toc1347"/>
       <w:r>
         <w:rPr>
           <w:rFonts w:ascii="Arial" w:hAnsi="Arial" w:eastAsia="Arial" w:cs="Arial"/>
@@ -18748,7 +18746,7 @@
           <w:numId w:val="1"/>
         </w:numPr>
       </w:pPr>
-      <w:bookmarkStart w:id="43" w:name="_Toc488"/>
+      <w:bookmarkStart w:id="43" w:name="_Toc5417"/>
       <w:r>
         <w:rPr>
           <w:rFonts w:ascii="Arial" w:hAnsi="Arial" w:eastAsia="Arial" w:cs="Arial"/>
@@ -19216,7 +19214,7 @@
           <w:numId w:val="1"/>
         </w:numPr>
       </w:pPr>
-      <w:bookmarkStart w:id="44" w:name="_Toc24378"/>
+      <w:bookmarkStart w:id="44" w:name="_Toc19768"/>
       <w:r>
         <w:rPr>
           <w:rFonts w:ascii="Arial" w:hAnsi="Arial" w:eastAsia="Arial" w:cs="Arial"/>
@@ -19430,7 +19428,7 @@
           <w:numId w:val="1"/>
         </w:numPr>
       </w:pPr>
-      <w:bookmarkStart w:id="45" w:name="_Toc26082"/>
+      <w:bookmarkStart w:id="45" w:name="_Toc26104"/>
       <w:r>
         <w:rPr>
           <w:rFonts w:ascii="Arial" w:hAnsi="Arial" w:eastAsia="Arial" w:cs="Arial"/>
@@ -22801,7 +22799,7 @@
           <w:numId w:val="1"/>
         </w:numPr>
       </w:pPr>
-      <w:bookmarkStart w:id="46" w:name="_Toc4796"/>
+      <w:bookmarkStart w:id="46" w:name="_Toc12380"/>
       <w:r>
         <w:rPr>
           <w:rFonts w:ascii="Arial" w:hAnsi="Arial" w:eastAsia="Arial" w:cs="Arial"/>
@@ -24859,7 +24857,7 @@
           <w:numId w:val="1"/>
         </w:numPr>
       </w:pPr>
-      <w:bookmarkStart w:id="47" w:name="_Toc13227"/>
+      <w:bookmarkStart w:id="47" w:name="_Toc19704"/>
       <w:r>
         <w:rPr>
           <w:rFonts w:ascii="Arial" w:hAnsi="Arial" w:eastAsia="Arial" w:cs="Arial"/>
@@ -25615,7 +25613,7 @@
           <w:numId w:val="1"/>
         </w:numPr>
       </w:pPr>
-      <w:bookmarkStart w:id="48" w:name="_Toc23709"/>
+      <w:bookmarkStart w:id="48" w:name="_Toc5820"/>
       <w:r>
         <w:rPr>
           <w:rFonts w:ascii="Arial" w:hAnsi="Arial" w:eastAsia="Arial" w:cs="Arial"/>
@@ -25845,7 +25843,7 @@
           <w:numId w:val="1"/>
         </w:numPr>
       </w:pPr>
-      <w:bookmarkStart w:id="49" w:name="_Toc30713"/>
+      <w:bookmarkStart w:id="49" w:name="_Toc25048"/>
       <w:r>
         <w:rPr>
           <w:rFonts w:ascii="Arial" w:hAnsi="Arial" w:eastAsia="Arial" w:cs="Arial"/>
@@ -25863,7 +25861,7 @@
           <w:numId w:val="1"/>
         </w:numPr>
       </w:pPr>
-      <w:bookmarkStart w:id="50" w:name="_Toc30465"/>
+      <w:bookmarkStart w:id="50" w:name="_Toc12732"/>
       <w:r>
         <w:rPr>
           <w:rFonts w:ascii="Arial" w:hAnsi="Arial" w:eastAsia="Arial" w:cs="Arial"/>
@@ -25916,8 +25914,6 @@
       <w:r>
         <w:rPr>
           <w:rFonts w:ascii="Arial" w:hAnsi="Arial"/>
-          <w:color w:val="0000FF"/>
-          <w:highlight w:val="yellow"/>
         </w:rPr>
         <w:t>Antes da comparação entre modelos, convém responder em termos diretos quanto o sistema erra e quanto acerta. No cenário que simula o uso real, ele erra o valor da taxa de abandono de cada escola em cerca de 2,9 pontos percentuais — o equivalente a cerca de 3 alunos por escola —, de modo que a taxa prevista não deve ser lida como um número exato. O acerto está em indicar quem precisa de atenção primeiro: de cada dez escolas que o sistema coloca no topo da lista de prioridade, cerca de quatro estavam de fato entre as de maior abandono, contra menos de uma se a lista fosse montada ao acaso. É essa capacidade de ordenar, e não o valor exato da taxa, que constitui a contribuição do sistema; os quadros seguintes detalham esses números.</w:t>
       </w:r>
@@ -25930,7 +25926,7 @@
           <w:numId w:val="1"/>
         </w:numPr>
       </w:pPr>
-      <w:bookmarkStart w:id="51" w:name="_Toc2948"/>
+      <w:bookmarkStart w:id="51" w:name="_Toc28439"/>
       <w:r>
         <w:rPr>
           <w:rFonts w:ascii="Arial" w:hAnsi="Arial" w:eastAsia="Arial" w:cs="Arial"/>
@@ -25950,11 +25946,7 @@
         </w:rPr>
       </w:pPr>
       <w:r>
-        <w:rPr>
-          <w:color w:val="auto"/>
-          <w:highlight w:val="none"/>
-        </w:rPr>
-        <w:t>O Quadro 9 reúne o desempenho dos quatro modelos sob o primeiro protocolo, com a faixa de confiança obtida nas 20 repetições.</w:t>
+        <w:t>O Quadro 9 reúne o desempenho dos quatro modelos — o piso trivial da média da rede, os dois modelos de referência e o modelo adotado (XGBoost) — sob o primeiro protocolo, com a faixa de confiança obtida nas 20 repetições.</w:t>
       </w:r>
     </w:p>
     <w:p>
@@ -26464,60 +26456,8 @@
       <w:r>
         <w:rPr>
           <w:rFonts w:ascii="Arial" w:hAnsi="Arial"/>
-          <w:color w:val="FFFFFF"/>
-          <w:highlight w:val="red"/>
-        </w:rPr>
-        <w:t xml:space="preserve">Cada coluna do Quadro 9 conta uma história diferente. </w:t>
-      </w:r>
-      <w:r>
-        <w:rPr>
-          <w:rFonts w:ascii="Arial" w:hAnsi="Arial"/>
-          <w:color w:val="0000FF"/>
-          <w:highlight w:val="yellow"/>
-        </w:rPr>
-        <w:t xml:space="preserve">O Quadro 9 responde, na validação repetida, às duas perguntas que importam: quanto cada modelo erra e quanto acerta. </w:t>
-      </w:r>
-      <w:r>
-        <w:rPr>
-          <w:rFonts w:ascii="Arial" w:hAnsi="Arial"/>
-        </w:rPr>
-        <w:t>O erro médio melhora pouco</w:t>
-      </w:r>
-      <w:r>
-        <w:rPr>
-          <w:rFonts w:ascii="Arial" w:hAnsi="Arial"/>
-          <w:color w:val="0000FF"/>
-          <w:highlight w:val="yellow"/>
-        </w:rPr>
-        <w:t xml:space="preserve"> (2,6 pontos percentuais no modelo adotado, contra 3,2 do palpite pela média da rede)</w:t>
-      </w:r>
-      <w:r>
-        <w:rPr>
-          <w:rFonts w:ascii="Arial" w:hAnsi="Arial"/>
-        </w:rPr>
-        <w:t>: o sistema continua errando o valor exato da taxa. Já a ordenação e o acerto da lista prioritária melhoram muito em relação à média da rede. Na ordenação os três modelos ficam praticamente empatados, com intervalos de confiança que se sobrepõem e sem vencedor claro</w:t>
-      </w:r>
-      <w:r>
-        <w:rPr>
-          <w:rFonts w:ascii="Arial" w:hAnsi="Arial"/>
-          <w:color w:val="FFFFFF"/>
-          <w:highlight w:val="red"/>
-        </w:rPr>
-        <w:t xml:space="preserve">, e o modelo adotado acompanha os demais: </w:t>
-      </w:r>
-      <w:r>
-        <w:rPr>
-          <w:rFonts w:ascii="Arial" w:hAnsi="Arial"/>
-          <w:color w:val="0000FF"/>
-          <w:highlight w:val="yellow"/>
-        </w:rPr>
-        <w:t xml:space="preserve">. O modelo adotado acompanha os demais: </w:t>
-      </w:r>
-      <w:r>
-        <w:rPr>
-          <w:rFonts w:ascii="Arial" w:hAnsi="Arial"/>
-        </w:rPr>
-        <w:t>das escolas que ele aponta como prioritárias, cerca de metade estava de fato entre as mais críticas, contra 7 em cada 100 na escolha ao acaso, sete vezes mais. A Figura 12 mostra como essas três medidas se distribuem ao longo das 20 repetições.</w:t>
+        </w:rPr>
+        <w:t>O Quadro 9 responde, na validação repetida, às duas perguntas que importam: quanto cada modelo erra e quanto acerta. O erro médio melhora pouco (2,6 pontos percentuais no modelo adotado, contra 3,2 do palpite pela média da rede): o sistema continua errando o valor exato da taxa. Já a ordenação e o acerto da lista prioritária melhoram muito em relação à média da rede. Na ordenação os três modelos ficam praticamente empatados, com intervalos de confiança que se sobrepõem e sem vencedor claro. O modelo adotado acompanha os demais: das escolas que ele aponta como prioritárias, cerca de metade estava de fato entre as mais críticas, contra 7 em cada 100 na escolha ao acaso, sete vezes mais. A Figura 12 mostra como essas três medidas se distribuem ao longo das 20 repetições.</w:t>
       </w:r>
     </w:p>
     <w:p>
@@ -26676,7 +26616,7 @@
           <w:numId w:val="1"/>
         </w:numPr>
       </w:pPr>
-      <w:bookmarkStart w:id="52" w:name="_Toc19034"/>
+      <w:bookmarkStart w:id="52" w:name="_Toc11745"/>
       <w:r>
         <w:rPr>
           <w:rFonts w:ascii="Arial" w:hAnsi="Arial" w:eastAsia="Arial" w:cs="Arial"/>
@@ -26695,7 +26635,6 @@
           <w:highlight w:val="none"/>
         </w:rPr>
       </w:pPr>
-      <w:bookmarkStart w:id="67" w:name="_GoBack"/>
       <w:r>
         <w:rPr>
           <w:color w:val="auto"/>
@@ -26704,7 +26643,6 @@
         <w:t>O Quadro 10 repete a comparação sob o segundo protocolo, em que o modelo aprende com os pares de 2022 e 2023 e é avaliado num ano que nunca viu.</w:t>
       </w:r>
     </w:p>
-    <w:bookmarkEnd w:id="67"/>
     <w:p>
       <w:pPr>
         <w:pStyle w:val="3"/>
@@ -27289,29 +27227,7 @@
         <w:rPr>
           <w:rFonts w:ascii="Arial" w:hAnsi="Arial"/>
         </w:rPr>
-        <w:t>O Quadro 10 traz o achado mais relevante da avaliação. Entre um ciclo e outro o abandono médio da rede caiu, e nenhum modelo superou o piso trivial no erro de magnitude: todos erram sistematicamente o nível da taxa.</w:t>
-      </w:r>
-      <w:r>
-        <w:rPr>
-          <w:rFonts w:ascii="Arial" w:hAnsi="Arial"/>
-          <w:color w:val="0000FF"/>
-          <w:highlight w:val="yellow"/>
-        </w:rPr>
-        <w:t xml:space="preserve"> Em números, o modelo adotado erra a taxa de cada escola em 2,9 pontos percentuais, em média, ante 2,5 de quem simplesmente repete a média da rede para todas as escolas.</w:t>
-      </w:r>
-      <w:r>
-        <w:rPr>
-          <w:rFonts w:ascii="Arial" w:hAnsi="Arial"/>
-        </w:rPr>
-        <w:t xml:space="preserve"> As medidas de ordenação, porém, permanecem muito acima do piso. O sistema continua identificando quais escolas terão abandono alto, mesmo errando o valor.</w:t>
-      </w:r>
-      <w:r>
-        <w:rPr>
-          <w:rFonts w:ascii="Arial" w:hAnsi="Arial"/>
-          <w:color w:val="0000FF"/>
-          <w:highlight w:val="yellow"/>
-        </w:rPr>
-        <w:t xml:space="preserve"> Das 79 escolas que ele coloca no topo da lista (10% da rede do ano de teste), 33 estavam de fato entre as de maior abandono; a escolha ao acaso acertaria 7 — um ganho de quase cinco vezes.</w:t>
+        <w:t>O Quadro 10 traz o achado mais relevante da avaliação. Entre um ciclo e outro o abandono médio da rede caiu, e nenhum modelo superou o piso trivial no erro de magnitude: todos erram sistematicamente o nível da taxa. Em números, o modelo adotado erra a taxa de cada escola em 2,9 pontos percentuais, em média, ante 2,5 de quem simplesmente repete a média da rede para todas as escolas. As medidas de ordenação, porém, permanecem muito acima do piso. O sistema continua identificando quais escolas terão abandono alto, mesmo errando o valor. Das 79 escolas que ele coloca no topo da lista (10% da rede do ano de teste), 33 estavam de fato entre as de maior abandono; a escolha ao acaso acertaria 7 — um ganho de quase cinco vezes.</w:t>
       </w:r>
     </w:p>
     <w:p>
@@ -27355,11 +27271,7 @@
         </w:rPr>
       </w:pPr>
       <w:r>
-        <w:rPr>
-          <w:rFonts w:ascii="Arial" w:hAnsi="Arial" w:eastAsia="Arial" w:cs="Arial"/>
-          <w:b w:val="0"/>
-        </w:rPr>
-        <w:t>Entre modelos tão próximos, o XGBoost foi mantido como modelo principal por duas razões, reconhecendo-se que a escolha não é imposta pelos números. A primeira tem a ver com o propósito do sistema. Como o objetivo é priorizar, isto é, ordenar as escolas por risco, as medidas que mais importam são a ordenação e o acerto da lista prioritária. É nelas que o modelo adotado se sai melhor no teste do ano nunca visto, o cenário que reproduz o uso real. O modelo em árvores de referência leva vantagem no erro de magnitude e na separação entre escolas críticas e não críticas, dimensões menos centrais para a decisão de onde intervir primeiro. A segunda razão é prática: é sobre o modelo adotado que se constroem as explicações apresentadas na seção seguinte. Como as diferenças entre os três modelos permanecem dentro da margem de incerteza, a escolha não representa perda de desempenho relevante.</w:t>
+        <w:t>Entre modelos tão próximos, o XGBoost foi mantido como modelo adotado por duas razões, reconhecendo-se que a escolha não é imposta pelos números. A primeira tem a ver com o propósito do sistema. Como o objetivo é priorizar, isto é, ordenar as escolas por risco, as medidas que mais importam são a ordenação e o acerto da lista prioritária. É nelas que o modelo adotado se sai melhor no teste do ano nunca visto, o cenário que reproduz o uso real. O modelo de referência em árvores leva vantagem no erro de magnitude e na separação entre escolas críticas e não críticas, dimensões menos centrais para a decisão de onde intervir primeiro. A segunda razão é prática: é sobre o modelo adotado que se constroem as explicações apresentadas na seção seguinte. Como as diferenças entre os três modelos permanecem dentro da margem de incerteza, a escolha não representa perda de desempenho relevante.</w:t>
       </w:r>
     </w:p>
     <w:p>
@@ -27370,7 +27282,7 @@
           <w:numId w:val="1"/>
         </w:numPr>
       </w:pPr>
-      <w:bookmarkStart w:id="53" w:name="_Toc17703"/>
+      <w:bookmarkStart w:id="53" w:name="_Toc21282"/>
       <w:r>
         <w:rPr>
           <w:rFonts w:ascii="Arial" w:hAnsi="Arial" w:eastAsia="Arial" w:cs="Arial"/>
@@ -27964,7 +27876,7 @@
           <w:numId w:val="1"/>
         </w:numPr>
       </w:pPr>
-      <w:bookmarkStart w:id="54" w:name="_Toc27010"/>
+      <w:bookmarkStart w:id="54" w:name="_Toc11256"/>
       <w:r>
         <w:rPr>
           <w:rFonts w:ascii="Arial" w:hAnsi="Arial" w:eastAsia="Arial" w:cs="Arial"/>
@@ -28310,7 +28222,7 @@
           <w:numId w:val="1"/>
         </w:numPr>
       </w:pPr>
-      <w:bookmarkStart w:id="55" w:name="_Toc19992"/>
+      <w:bookmarkStart w:id="55" w:name="_Toc16214"/>
       <w:r>
         <w:rPr>
           <w:rFonts w:ascii="Arial" w:hAnsi="Arial" w:eastAsia="Arial" w:cs="Arial"/>
@@ -28328,7 +28240,7 @@
           <w:numId w:val="1"/>
         </w:numPr>
       </w:pPr>
-      <w:bookmarkStart w:id="56" w:name="_Toc15251"/>
+      <w:bookmarkStart w:id="56" w:name="_Toc1161"/>
       <w:r>
         <w:rPr>
           <w:rFonts w:ascii="Arial" w:hAnsi="Arial" w:eastAsia="Arial" w:cs="Arial"/>
@@ -28510,7 +28422,7 @@
           <w:numId w:val="1"/>
         </w:numPr>
       </w:pPr>
-      <w:bookmarkStart w:id="57" w:name="_Toc12507"/>
+      <w:bookmarkStart w:id="57" w:name="_Toc27708"/>
       <w:r>
         <w:rPr>
           <w:rFonts w:ascii="Arial" w:hAnsi="Arial" w:eastAsia="Arial" w:cs="Arial"/>
@@ -28692,7 +28604,7 @@
           <w:numId w:val="1"/>
         </w:numPr>
       </w:pPr>
-      <w:bookmarkStart w:id="58" w:name="_Toc10633"/>
+      <w:bookmarkStart w:id="58" w:name="_Toc12202"/>
       <w:r>
         <w:rPr>
           <w:rFonts w:ascii="Arial" w:hAnsi="Arial" w:eastAsia="Arial" w:cs="Arial"/>
@@ -28712,11 +28624,7 @@
         </w:rPr>
       </w:pPr>
       <w:r>
-        <w:rPr>
-          <w:rFonts w:ascii="Arial" w:hAnsi="Arial" w:eastAsia="Arial" w:cs="Arial"/>
-          <w:b w:val="0"/>
-        </w:rPr>
-        <w:t>A decomposição também vale caso a caso. Para qualquer escola é possível mostrar como cada característica afastou sua previsão da média da rede, o que separa o mapa do clima de um país da previsão do tempo de uma cidade. Na escola de maior risco previsto, uma estadual indígena no município de Jatobá, as maiores contribuições positivas vêm do histórico de abandono, da defasagem idade-série e do abandono na 2ª série, como mostra a Figura 19. É essa explicação que o painel apresenta ao gestor para justificar cada indicação.</w:t>
+        <w:t>A decomposição também vale caso a caso. Para qualquer escola é possível mostrar como cada característica afastou sua previsão da média da rede, o que separa o mapa do clima de um país da previsão do tempo de uma cidade. Na escola de maior risco previsto, uma estadual indígena no município de Jatobá, as maiores contribuições positivas vêm da defasagem idade-série, do histórico de abandono e do abandono na 2ª série, como mostra a Figura 19. É essa explicação que o painel apresenta ao gestor para justificar cada indicação.</w:t>
       </w:r>
     </w:p>
     <w:p>
@@ -28985,7 +28893,7 @@
           <w:numId w:val="1"/>
         </w:numPr>
       </w:pPr>
-      <w:bookmarkStart w:id="59" w:name="_Toc16606"/>
+      <w:bookmarkStart w:id="59" w:name="_Toc21625"/>
       <w:r>
         <w:rPr>
           <w:rFonts w:ascii="Arial" w:hAnsi="Arial" w:eastAsia="Arial" w:cs="Arial"/>
@@ -29199,7 +29107,7 @@
           <w:numId w:val="1"/>
         </w:numPr>
       </w:pPr>
-      <w:bookmarkStart w:id="60" w:name="_Toc5621"/>
+      <w:bookmarkStart w:id="60" w:name="_Toc15542"/>
       <w:r>
         <w:rPr>
           <w:rFonts w:ascii="Arial" w:hAnsi="Arial" w:eastAsia="Arial" w:cs="Arial"/>
@@ -29249,7 +29157,7 @@
           <w:numId w:val="1"/>
         </w:numPr>
       </w:pPr>
-      <w:bookmarkStart w:id="61" w:name="_Toc10205"/>
+      <w:bookmarkStart w:id="61" w:name="_Toc21560"/>
       <w:r>
         <w:rPr>
           <w:rFonts w:ascii="Arial" w:hAnsi="Arial" w:eastAsia="Arial" w:cs="Arial"/>
@@ -29350,7 +29258,7 @@
           <w:color w:val="000000"/>
         </w:rPr>
       </w:pPr>
-      <w:bookmarkStart w:id="62" w:name="_Toc22348"/>
+      <w:bookmarkStart w:id="62" w:name="_Toc24690"/>
       <w:r>
         <w:rPr>
           <w:rFonts w:ascii="Arial" w:hAnsi="Arial" w:eastAsia="Arial" w:cs="Arial"/>
@@ -29368,7 +29276,7 @@
           <w:numId w:val="1"/>
         </w:numPr>
       </w:pPr>
-      <w:bookmarkStart w:id="63" w:name="_Toc3968"/>
+      <w:bookmarkStart w:id="63" w:name="_Toc14639"/>
       <w:r>
         <w:rPr>
           <w:rFonts w:ascii="Arial" w:hAnsi="Arial" w:eastAsia="Arial" w:cs="Arial"/>
@@ -29542,7 +29450,7 @@
           <w:numId w:val="1"/>
         </w:numPr>
       </w:pPr>
-      <w:bookmarkStart w:id="64" w:name="_Toc29070"/>
+      <w:bookmarkStart w:id="64" w:name="_Toc5544"/>
       <w:r>
         <w:rPr>
           <w:rFonts w:ascii="Arial" w:hAnsi="Arial" w:eastAsia="Arial" w:cs="Arial"/>
@@ -29719,7 +29627,7 @@
           <w:color w:val="000000"/>
         </w:rPr>
       </w:pPr>
-      <w:bookmarkStart w:id="65" w:name="_Toc20691"/>
+      <w:bookmarkStart w:id="65" w:name="_Toc28513"/>
       <w:r>
         <w:rPr>
           <w:rFonts w:ascii="Arial" w:hAnsi="Arial" w:eastAsia="Arial" w:cs="Arial"/>
@@ -30120,7 +30028,7 @@
           <w:color w:val="000000"/>
         </w:rPr>
       </w:pPr>
-      <w:bookmarkStart w:id="66" w:name="_Toc29284"/>
+      <w:bookmarkStart w:id="66" w:name="_Toc27451"/>
       <w:r>
         <w:rPr>
           <w:rFonts w:ascii="Arial" w:hAnsi="Arial" w:eastAsia="Arial" w:cs="Arial"/>

--- a/documentos/monografia-artur-oliveira-engenharia-de-software-2026.docx
+++ b/documentos/monografia-artur-oliveira-engenharia-de-software-2026.docx
@@ -5435,6 +5435,24 @@
           <w:sz w:val="22"/>
         </w:rPr>
         <w:t>Quadro 11 – Desempenho do modelo adotado em cada transição anual (média e faixa de confiança de 95% sobre 20 repetições)</w:t>
+      </w:r>
+    </w:p>
+    <w:p>
+      <w:pPr>
+        <w:pStyle w:val="3"/>
+        <w:ind w:firstLine="0"/>
+        <w:rPr>
+          <w:color w:val="2E75B5"/>
+        </w:rPr>
+      </w:pPr>
+      <w:r>
+        <w:rPr>
+          <w:rFonts w:ascii="Arial" w:hAnsi="Arial"/>
+          <w:color w:val="1F4E9B"/>
+          <w:sz w:val="22"/>
+          <w:highlight w:val="yellow"/>
+        </w:rPr>
+        <w:t>Quadro 12 – O modelo diante de seis escolas reais (teste do ano nunca visto, 2023–2024)</w:t>
       </w:r>
     </w:p>
     <w:p>
@@ -25881,6 +25899,23 @@
       </w:pPr>
       <w:r>
         <w:rPr>
+          <w:rFonts w:ascii="Arial" w:hAnsi="Arial"/>
+          <w:color w:val="1F4E9B"/>
+          <w:highlight w:val="yellow"/>
+        </w:rPr>
+        <w:t>Em termos operacionais, o modelo faz uma única coisa. Para cada escola, ele recebe as 39 características observadas em um ano — histórico de abandono e reprovação, perfil dos alunos, corpo docente, infraestrutura e localização — e devolve um número: a taxa de abandono prevista para o ano seguinte. Aplicado a toda a rede, esse número ordena as escolas da maior para a menor taxa prevista, e é dessa ordem que sai a lista de prioridade. Se essas previsões prestam é a pergunta desta seção; a subseção final a responde caso a caso, com escolas reais.</w:t>
+      </w:r>
+    </w:p>
+    <w:p>
+      <w:pPr>
+        <w:pStyle w:val="3"/>
+        <w:ind w:firstLine="0"/>
+        <w:rPr>
+          <w:color w:val="2E75B5"/>
+        </w:rPr>
+      </w:pPr>
+      <w:r>
+        <w:rPr>
           <w:rFonts w:ascii="Arial" w:hAnsi="Arial" w:eastAsia="Arial" w:cs="Arial"/>
           <w:b w:val="0"/>
         </w:rPr>
@@ -27694,6 +27729,15 @@
         <w:rPr>
           <w:rFonts w:ascii="Arial" w:hAnsi="Arial" w:eastAsia="Arial" w:cs="Arial"/>
           <w:b w:val="0"/>
+          <w:color w:val="1F4E9B"/>
+          <w:highlight w:val="yellow"/>
+        </w:rPr>
+        <w:t xml:space="preserve">Para julgar esses números, a régua é dupla: uma escolha ao acaso acertaria cerca de 10% da lista, e repetir a média da rede não ordenaria escola alguma. Lido assim, 0,627 significa que, de cada cem escolas apontadas na transição de 2022 para 2023, 63 estavam de fato entre as mais críticas, contra dez do acaso. </w:t>
+      </w:r>
+      <w:r>
+        <w:rPr>
+          <w:rFonts w:ascii="Arial" w:hAnsi="Arial" w:eastAsia="Arial" w:cs="Arial"/>
+          <w:b w:val="0"/>
         </w:rPr>
         <w:t>O modelo mantém utilidade nas duas transições, mas rende mais na primeira. Na transição de 2022 para 2023, 63% das escolas que ele coloca no topo da lista estão de fato entre as de maior abandono. Na de 2023 para 2024, esse acerto cai para 38% — ainda muito acima dos cerca de 10% de uma escolha ao acaso. A queda acompanha a própria mudança da rede: o abandono médio caiu de 1,36% para 0,88% e as escolas se aproximaram de zero, o que reduz o erro absoluto e comprime o sinal que permite ordená-las. Mesmo no cenário mais difícil, a capacidade de separar as escolas de alto risco das demais permanece alta (0,81 numa escala em que 0,5 é o acaso). Os dois cenários cercam os valores do Quadro 9, que avalia as duas transições agregadas — sinal de que a decomposição é coerente com o desempenho global. A Figura 13 apresenta os dois cenários lado a lado.</w:t>
       </w:r>
@@ -27866,6 +27910,741 @@
           <w:sz w:val="22"/>
         </w:rPr>
         <w:t>Fonte: elaborado pelo autor.</w:t>
+      </w:r>
+    </w:p>
+    <w:p>
+      <w:pPr>
+        <w:pStyle w:val="5"/>
+        <w:numPr>
+          <w:ilvl w:val="2"/>
+          <w:numId w:val="1"/>
+        </w:numPr>
+      </w:pPr>
+      <w:r>
+        <w:rPr>
+          <w:rFonts w:ascii="Arial" w:hAnsi="Arial"/>
+          <w:color w:val="1F4E9B"/>
+          <w:highlight w:val="yellow"/>
+        </w:rPr>
+        <w:t>O Que Esses Números Significam em Seis Escolas</w:t>
+      </w:r>
+    </w:p>
+    <w:p>
+      <w:pPr>
+        <w:pStyle w:val="3"/>
+        <w:ind w:firstLine="0"/>
+        <w:rPr>
+          <w:color w:val="2E75B5"/>
+        </w:rPr>
+      </w:pPr>
+      <w:r>
+        <w:rPr>
+          <w:rFonts w:ascii="Arial" w:hAnsi="Arial"/>
+          <w:color w:val="1F4E9B"/>
+          <w:highlight w:val="yellow"/>
+        </w:rPr>
+        <w:t>Os quadros anteriores resumem centenas de escolas em poucos números; este mostra o que eles significam caso a caso. O Quadro 12 traz seis escolas reais do teste do ano nunca visto — o modelo treinado com os pares de 2022 e 2023, prevendo 2024 sem conhecê-lo. Para cada uma: o abandono que de fato ocorreu, o que o modelo havia previsto e a posição da escola na lista de prioridade que o gestor receberia (1ª = risco mais alto, entre 789). As seis não são as vitrines do sistema: foram escolhidas para cobrir o espectro completo, do acerto quase exato ao pior erro.</w:t>
+      </w:r>
+    </w:p>
+    <w:p>
+      <w:pPr>
+        <w:pStyle w:val="3"/>
+        <w:ind w:firstLine="0"/>
+        <w:rPr>
+          <w:color w:val="2E75B5"/>
+        </w:rPr>
+      </w:pPr>
+      <w:r>
+        <w:rPr>
+          <w:rFonts w:ascii="Arial" w:hAnsi="Arial"/>
+          <w:color w:val="1F4E9B"/>
+          <w:sz w:val="22"/>
+          <w:highlight w:val="yellow"/>
+        </w:rPr>
+        <w:t>Quadro 12 – O modelo diante de seis escolas reais (teste do ano nunca visto, 2023–2024)</w:t>
+      </w:r>
+    </w:p>
+    <w:tbl>
+      <w:tblPr>
+        <w:tblStyle w:val="10"/>
+        <w:tblW w:w="0" w:type="auto"/>
+        <w:tblInd w:w="0" w:type="dxa"/>
+        <w:tblBorders>
+          <w:top w:val="single" w:color="000000" w:sz="4" w:space="0"/>
+          <w:left w:val="single" w:color="000000" w:sz="4" w:space="0"/>
+          <w:bottom w:val="single" w:color="000000" w:sz="4" w:space="0"/>
+          <w:right w:val="single" w:color="000000" w:sz="4" w:space="0"/>
+          <w:insideH w:val="single" w:color="000000" w:sz="4" w:space="0"/>
+          <w:insideV w:val="single" w:color="000000" w:sz="4" w:space="0"/>
+        </w:tblBorders>
+        <w:tblLayout w:type="fixed"/>
+        <w:tblCellMar>
+          <w:top w:w="0" w:type="dxa"/>
+          <w:left w:w="10" w:type="dxa"/>
+          <w:bottom w:w="0" w:type="dxa"/>
+          <w:right w:w="10" w:type="dxa"/>
+        </w:tblCellMar>
+      </w:tblPr>
+      <w:tblGrid>
+        <w:gridCol w:w="3610"/>
+        <w:gridCol w:w="1900"/>
+        <w:gridCol w:w="1800"/>
+        <w:gridCol w:w="1760"/>
+      </w:tblGrid>
+      <w:tr>
+        <w:tblPrEx>
+          <w:tblBorders>
+            <w:top w:val="single" w:color="000000" w:sz="4" w:space="0"/>
+            <w:left w:val="single" w:color="000000" w:sz="4" w:space="0"/>
+            <w:bottom w:val="single" w:color="000000" w:sz="4" w:space="0"/>
+            <w:right w:val="single" w:color="000000" w:sz="4" w:space="0"/>
+            <w:insideH w:val="single" w:color="000000" w:sz="4" w:space="0"/>
+            <w:insideV w:val="single" w:color="000000" w:sz="4" w:space="0"/>
+          </w:tblBorders>
+          <w:tblCellMar>
+            <w:top w:w="0" w:type="dxa"/>
+            <w:left w:w="10" w:type="dxa"/>
+            <w:bottom w:w="0" w:type="dxa"/>
+            <w:right w:w="10" w:type="dxa"/>
+          </w:tblCellMar>
+        </w:tblPrEx>
+        <w:tc>
+          <w:tcPr>
+            <w:tcW w:w="3610" w:type="dxa"/>
+          </w:tcPr>
+          <w:p>
+            <w:r>
+              <w:rPr>
+                <w:rFonts w:ascii="Arial" w:hAnsi="Arial" w:eastAsia="Arial" w:cs="Arial"/>
+                <w:b/>
+                <w:color w:val="1F4E9B"/>
+                <w:sz w:val="18"/>
+                <w:highlight w:val="yellow"/>
+              </w:rPr>
+              <w:t>Escola (município)</w:t>
+            </w:r>
+          </w:p>
+        </w:tc>
+        <w:tc>
+          <w:tcPr>
+            <w:tcW w:w="1900" w:type="dxa"/>
+          </w:tcPr>
+          <w:p>
+            <w:r>
+              <w:rPr>
+                <w:rFonts w:ascii="Arial" w:hAnsi="Arial" w:eastAsia="Arial" w:cs="Arial"/>
+                <w:b/>
+                <w:color w:val="1F4E9B"/>
+                <w:sz w:val="18"/>
+                <w:highlight w:val="yellow"/>
+              </w:rPr>
+              <w:t>Abandono observado em 2024</w:t>
+            </w:r>
+          </w:p>
+        </w:tc>
+        <w:tc>
+          <w:tcPr>
+            <w:tcW w:w="1800" w:type="dxa"/>
+          </w:tcPr>
+          <w:p>
+            <w:r>
+              <w:rPr>
+                <w:rFonts w:ascii="Arial" w:hAnsi="Arial" w:eastAsia="Arial" w:cs="Arial"/>
+                <w:b/>
+                <w:color w:val="1F4E9B"/>
+                <w:sz w:val="18"/>
+                <w:highlight w:val="yellow"/>
+              </w:rPr>
+              <w:t>Previsto pelo modelo</w:t>
+            </w:r>
+          </w:p>
+        </w:tc>
+        <w:tc>
+          <w:tcPr>
+            <w:tcW w:w="1760" w:type="dxa"/>
+          </w:tcPr>
+          <w:p>
+            <w:r>
+              <w:rPr>
+                <w:rFonts w:ascii="Arial" w:hAnsi="Arial" w:eastAsia="Arial" w:cs="Arial"/>
+                <w:b/>
+                <w:color w:val="1F4E9B"/>
+                <w:sz w:val="18"/>
+                <w:highlight w:val="yellow"/>
+              </w:rPr>
+              <w:t>Posição na lista</w:t>
+            </w:r>
+          </w:p>
+        </w:tc>
+      </w:tr>
+      <w:tr>
+        <w:tblPrEx>
+          <w:tblBorders>
+            <w:top w:val="single" w:color="000000" w:sz="4" w:space="0"/>
+            <w:left w:val="single" w:color="000000" w:sz="4" w:space="0"/>
+            <w:bottom w:val="single" w:color="000000" w:sz="4" w:space="0"/>
+            <w:right w:val="single" w:color="000000" w:sz="4" w:space="0"/>
+            <w:insideH w:val="single" w:color="000000" w:sz="4" w:space="0"/>
+            <w:insideV w:val="single" w:color="000000" w:sz="4" w:space="0"/>
+          </w:tblBorders>
+          <w:tblCellMar>
+            <w:top w:w="0" w:type="dxa"/>
+            <w:left w:w="10" w:type="dxa"/>
+            <w:bottom w:w="0" w:type="dxa"/>
+            <w:right w:w="10" w:type="dxa"/>
+          </w:tblCellMar>
+        </w:tblPrEx>
+        <w:tc>
+          <w:tcPr>
+            <w:tcW w:w="3610" w:type="dxa"/>
+          </w:tcPr>
+          <w:p>
+            <w:r>
+              <w:rPr>
+                <w:rFonts w:ascii="Arial" w:hAnsi="Arial" w:eastAsia="Arial" w:cs="Arial"/>
+                <w:b w:val="0"/>
+                <w:color w:val="1F4E9B"/>
+                <w:sz w:val="18"/>
+                <w:highlight w:val="yellow"/>
+              </w:rPr>
+              <w:t>Sagrada Família (Carnaubeira da Penha)</w:t>
+            </w:r>
+          </w:p>
+        </w:tc>
+        <w:tc>
+          <w:tcPr>
+            <w:tcW w:w="1900" w:type="dxa"/>
+          </w:tcPr>
+          <w:p>
+            <w:r>
+              <w:rPr>
+                <w:rFonts w:ascii="Arial" w:hAnsi="Arial" w:eastAsia="Arial" w:cs="Arial"/>
+                <w:b w:val="0"/>
+                <w:color w:val="1F4E9B"/>
+                <w:sz w:val="18"/>
+                <w:highlight w:val="yellow"/>
+              </w:rPr>
+              <w:t>16,7%</w:t>
+            </w:r>
+          </w:p>
+        </w:tc>
+        <w:tc>
+          <w:tcPr>
+            <w:tcW w:w="1800" w:type="dxa"/>
+          </w:tcPr>
+          <w:p>
+            <w:r>
+              <w:rPr>
+                <w:rFonts w:ascii="Arial" w:hAnsi="Arial" w:eastAsia="Arial" w:cs="Arial"/>
+                <w:b w:val="0"/>
+                <w:color w:val="1F4E9B"/>
+                <w:sz w:val="18"/>
+                <w:highlight w:val="yellow"/>
+              </w:rPr>
+              <w:t>16,4%</w:t>
+            </w:r>
+          </w:p>
+        </w:tc>
+        <w:tc>
+          <w:tcPr>
+            <w:tcW w:w="1760" w:type="dxa"/>
+          </w:tcPr>
+          <w:p>
+            <w:r>
+              <w:rPr>
+                <w:rFonts w:ascii="Arial" w:hAnsi="Arial" w:eastAsia="Arial" w:cs="Arial"/>
+                <w:b w:val="0"/>
+                <w:color w:val="1F4E9B"/>
+                <w:sz w:val="18"/>
+                <w:highlight w:val="yellow"/>
+              </w:rPr>
+              <w:t>9ª</w:t>
+            </w:r>
+          </w:p>
+        </w:tc>
+      </w:tr>
+      <w:tr>
+        <w:tblPrEx>
+          <w:tblBorders>
+            <w:top w:val="single" w:color="000000" w:sz="4" w:space="0"/>
+            <w:left w:val="single" w:color="000000" w:sz="4" w:space="0"/>
+            <w:bottom w:val="single" w:color="000000" w:sz="4" w:space="0"/>
+            <w:right w:val="single" w:color="000000" w:sz="4" w:space="0"/>
+            <w:insideH w:val="single" w:color="000000" w:sz="4" w:space="0"/>
+            <w:insideV w:val="single" w:color="000000" w:sz="4" w:space="0"/>
+          </w:tblBorders>
+          <w:tblCellMar>
+            <w:top w:w="0" w:type="dxa"/>
+            <w:left w:w="10" w:type="dxa"/>
+            <w:bottom w:w="0" w:type="dxa"/>
+            <w:right w:w="10" w:type="dxa"/>
+          </w:tblCellMar>
+        </w:tblPrEx>
+        <w:tc>
+          <w:tcPr>
+            <w:tcW w:w="3610" w:type="dxa"/>
+          </w:tcPr>
+          <w:p>
+            <w:r>
+              <w:rPr>
+                <w:rFonts w:ascii="Arial" w:hAnsi="Arial" w:eastAsia="Arial" w:cs="Arial"/>
+                <w:b w:val="0"/>
+                <w:color w:val="1F4E9B"/>
+                <w:sz w:val="18"/>
+                <w:highlight w:val="yellow"/>
+              </w:rPr>
+              <w:t>Estadual Ororuba (Pesqueira)</w:t>
+            </w:r>
+          </w:p>
+        </w:tc>
+        <w:tc>
+          <w:tcPr>
+            <w:tcW w:w="1900" w:type="dxa"/>
+          </w:tcPr>
+          <w:p>
+            <w:r>
+              <w:rPr>
+                <w:rFonts w:ascii="Arial" w:hAnsi="Arial" w:eastAsia="Arial" w:cs="Arial"/>
+                <w:b w:val="0"/>
+                <w:color w:val="1F4E9B"/>
+                <w:sz w:val="18"/>
+                <w:highlight w:val="yellow"/>
+              </w:rPr>
+              <w:t>28,1%</w:t>
+            </w:r>
+          </w:p>
+        </w:tc>
+        <w:tc>
+          <w:tcPr>
+            <w:tcW w:w="1800" w:type="dxa"/>
+          </w:tcPr>
+          <w:p>
+            <w:r>
+              <w:rPr>
+                <w:rFonts w:ascii="Arial" w:hAnsi="Arial" w:eastAsia="Arial" w:cs="Arial"/>
+                <w:b w:val="0"/>
+                <w:color w:val="1F4E9B"/>
+                <w:sz w:val="18"/>
+                <w:highlight w:val="yellow"/>
+              </w:rPr>
+              <w:t>19,9%</w:t>
+            </w:r>
+          </w:p>
+        </w:tc>
+        <w:tc>
+          <w:tcPr>
+            <w:tcW w:w="1760" w:type="dxa"/>
+          </w:tcPr>
+          <w:p>
+            <w:r>
+              <w:rPr>
+                <w:rFonts w:ascii="Arial" w:hAnsi="Arial" w:eastAsia="Arial" w:cs="Arial"/>
+                <w:b w:val="0"/>
+                <w:color w:val="1F4E9B"/>
+                <w:sz w:val="18"/>
+                <w:highlight w:val="yellow"/>
+              </w:rPr>
+              <w:t>3ª</w:t>
+            </w:r>
+          </w:p>
+        </w:tc>
+      </w:tr>
+      <w:tr>
+        <w:tblPrEx>
+          <w:tblBorders>
+            <w:top w:val="single" w:color="000000" w:sz="4" w:space="0"/>
+            <w:left w:val="single" w:color="000000" w:sz="4" w:space="0"/>
+            <w:bottom w:val="single" w:color="000000" w:sz="4" w:space="0"/>
+            <w:right w:val="single" w:color="000000" w:sz="4" w:space="0"/>
+            <w:insideH w:val="single" w:color="000000" w:sz="4" w:space="0"/>
+            <w:insideV w:val="single" w:color="000000" w:sz="4" w:space="0"/>
+          </w:tblBorders>
+          <w:tblCellMar>
+            <w:top w:w="0" w:type="dxa"/>
+            <w:left w:w="10" w:type="dxa"/>
+            <w:bottom w:w="0" w:type="dxa"/>
+            <w:right w:w="10" w:type="dxa"/>
+          </w:tblCellMar>
+        </w:tblPrEx>
+        <w:tc>
+          <w:tcPr>
+            <w:tcW w:w="3610" w:type="dxa"/>
+          </w:tcPr>
+          <w:p>
+            <w:r>
+              <w:rPr>
+                <w:rFonts w:ascii="Arial" w:hAnsi="Arial" w:eastAsia="Arial" w:cs="Arial"/>
+                <w:b w:val="0"/>
+                <w:color w:val="1F4E9B"/>
+                <w:sz w:val="18"/>
+                <w:highlight w:val="yellow"/>
+              </w:rPr>
+              <w:t>EREM Santos Dumont (Recife)</w:t>
+            </w:r>
+          </w:p>
+        </w:tc>
+        <w:tc>
+          <w:tcPr>
+            <w:tcW w:w="1900" w:type="dxa"/>
+          </w:tcPr>
+          <w:p>
+            <w:r>
+              <w:rPr>
+                <w:rFonts w:ascii="Arial" w:hAnsi="Arial" w:eastAsia="Arial" w:cs="Arial"/>
+                <w:b w:val="0"/>
+                <w:color w:val="1F4E9B"/>
+                <w:sz w:val="18"/>
+                <w:highlight w:val="yellow"/>
+              </w:rPr>
+              <w:t>0,0%</w:t>
+            </w:r>
+          </w:p>
+        </w:tc>
+        <w:tc>
+          <w:tcPr>
+            <w:tcW w:w="1800" w:type="dxa"/>
+          </w:tcPr>
+          <w:p>
+            <w:r>
+              <w:rPr>
+                <w:rFonts w:ascii="Arial" w:hAnsi="Arial" w:eastAsia="Arial" w:cs="Arial"/>
+                <w:b w:val="0"/>
+                <w:color w:val="1F4E9B"/>
+                <w:sz w:val="18"/>
+                <w:highlight w:val="yellow"/>
+              </w:rPr>
+              <w:t>0,2%</w:t>
+            </w:r>
+          </w:p>
+        </w:tc>
+        <w:tc>
+          <w:tcPr>
+            <w:tcW w:w="1760" w:type="dxa"/>
+          </w:tcPr>
+          <w:p>
+            <w:r>
+              <w:rPr>
+                <w:rFonts w:ascii="Arial" w:hAnsi="Arial" w:eastAsia="Arial" w:cs="Arial"/>
+                <w:b w:val="0"/>
+                <w:color w:val="1F4E9B"/>
+                <w:sz w:val="18"/>
+                <w:highlight w:val="yellow"/>
+              </w:rPr>
+              <w:t>579ª</w:t>
+            </w:r>
+          </w:p>
+        </w:tc>
+      </w:tr>
+      <w:tr>
+        <w:tblPrEx>
+          <w:tblBorders>
+            <w:top w:val="single" w:color="000000" w:sz="4" w:space="0"/>
+            <w:left w:val="single" w:color="000000" w:sz="4" w:space="0"/>
+            <w:bottom w:val="single" w:color="000000" w:sz="4" w:space="0"/>
+            <w:right w:val="single" w:color="000000" w:sz="4" w:space="0"/>
+            <w:insideH w:val="single" w:color="000000" w:sz="4" w:space="0"/>
+            <w:insideV w:val="single" w:color="000000" w:sz="4" w:space="0"/>
+          </w:tblBorders>
+          <w:tblCellMar>
+            <w:top w:w="0" w:type="dxa"/>
+            <w:left w:w="10" w:type="dxa"/>
+            <w:bottom w:w="0" w:type="dxa"/>
+            <w:right w:w="10" w:type="dxa"/>
+          </w:tblCellMar>
+        </w:tblPrEx>
+        <w:tc>
+          <w:tcPr>
+            <w:tcW w:w="3610" w:type="dxa"/>
+          </w:tcPr>
+          <w:p>
+            <w:r>
+              <w:rPr>
+                <w:rFonts w:ascii="Arial" w:hAnsi="Arial" w:eastAsia="Arial" w:cs="Arial"/>
+                <w:b w:val="0"/>
+                <w:color w:val="1F4E9B"/>
+                <w:sz w:val="18"/>
+                <w:highlight w:val="yellow"/>
+              </w:rPr>
+              <w:t>Antônio Vieira de Barros (Salgueiro)</w:t>
+            </w:r>
+          </w:p>
+        </w:tc>
+        <w:tc>
+          <w:tcPr>
+            <w:tcW w:w="1900" w:type="dxa"/>
+          </w:tcPr>
+          <w:p>
+            <w:r>
+              <w:rPr>
+                <w:rFonts w:ascii="Arial" w:hAnsi="Arial" w:eastAsia="Arial" w:cs="Arial"/>
+                <w:b w:val="0"/>
+                <w:color w:val="1F4E9B"/>
+                <w:sz w:val="18"/>
+                <w:highlight w:val="yellow"/>
+              </w:rPr>
+              <w:t>0,0%</w:t>
+            </w:r>
+          </w:p>
+        </w:tc>
+        <w:tc>
+          <w:tcPr>
+            <w:tcW w:w="1800" w:type="dxa"/>
+          </w:tcPr>
+          <w:p>
+            <w:r>
+              <w:rPr>
+                <w:rFonts w:ascii="Arial" w:hAnsi="Arial" w:eastAsia="Arial" w:cs="Arial"/>
+                <w:b w:val="0"/>
+                <w:color w:val="1F4E9B"/>
+                <w:sz w:val="18"/>
+                <w:highlight w:val="yellow"/>
+              </w:rPr>
+              <w:t>1,3%</w:t>
+            </w:r>
+          </w:p>
+        </w:tc>
+        <w:tc>
+          <w:tcPr>
+            <w:tcW w:w="1760" w:type="dxa"/>
+          </w:tcPr>
+          <w:p>
+            <w:r>
+              <w:rPr>
+                <w:rFonts w:ascii="Arial" w:hAnsi="Arial" w:eastAsia="Arial" w:cs="Arial"/>
+                <w:b w:val="0"/>
+                <w:color w:val="1F4E9B"/>
+                <w:sz w:val="18"/>
+                <w:highlight w:val="yellow"/>
+              </w:rPr>
+              <w:t>101ª</w:t>
+            </w:r>
+          </w:p>
+        </w:tc>
+      </w:tr>
+      <w:tr>
+        <w:tblPrEx>
+          <w:tblBorders>
+            <w:top w:val="single" w:color="000000" w:sz="4" w:space="0"/>
+            <w:left w:val="single" w:color="000000" w:sz="4" w:space="0"/>
+            <w:bottom w:val="single" w:color="000000" w:sz="4" w:space="0"/>
+            <w:right w:val="single" w:color="000000" w:sz="4" w:space="0"/>
+            <w:insideH w:val="single" w:color="000000" w:sz="4" w:space="0"/>
+            <w:insideV w:val="single" w:color="000000" w:sz="4" w:space="0"/>
+          </w:tblBorders>
+          <w:tblCellMar>
+            <w:top w:w="0" w:type="dxa"/>
+            <w:left w:w="10" w:type="dxa"/>
+            <w:bottom w:w="0" w:type="dxa"/>
+            <w:right w:w="10" w:type="dxa"/>
+          </w:tblCellMar>
+        </w:tblPrEx>
+        <w:tc>
+          <w:tcPr>
+            <w:tcW w:w="3610" w:type="dxa"/>
+          </w:tcPr>
+          <w:p>
+            <w:r>
+              <w:rPr>
+                <w:rFonts w:ascii="Arial" w:hAnsi="Arial" w:eastAsia="Arial" w:cs="Arial"/>
+                <w:b w:val="0"/>
+                <w:color w:val="1F4E9B"/>
+                <w:sz w:val="18"/>
+                <w:highlight w:val="yellow"/>
+              </w:rPr>
+              <w:t>Estadual Indígena José Luciano (Jatobá)</w:t>
+            </w:r>
+          </w:p>
+        </w:tc>
+        <w:tc>
+          <w:tcPr>
+            <w:tcW w:w="1900" w:type="dxa"/>
+          </w:tcPr>
+          <w:p>
+            <w:r>
+              <w:rPr>
+                <w:rFonts w:ascii="Arial" w:hAnsi="Arial" w:eastAsia="Arial" w:cs="Arial"/>
+                <w:b w:val="0"/>
+                <w:color w:val="1F4E9B"/>
+                <w:sz w:val="18"/>
+                <w:highlight w:val="yellow"/>
+              </w:rPr>
+              <w:t>0,0%</w:t>
+            </w:r>
+          </w:p>
+        </w:tc>
+        <w:tc>
+          <w:tcPr>
+            <w:tcW w:w="1800" w:type="dxa"/>
+          </w:tcPr>
+          <w:p>
+            <w:r>
+              <w:rPr>
+                <w:rFonts w:ascii="Arial" w:hAnsi="Arial" w:eastAsia="Arial" w:cs="Arial"/>
+                <w:b w:val="0"/>
+                <w:color w:val="1F4E9B"/>
+                <w:sz w:val="18"/>
+                <w:highlight w:val="yellow"/>
+              </w:rPr>
+              <w:t>19,0%</w:t>
+            </w:r>
+          </w:p>
+        </w:tc>
+        <w:tc>
+          <w:tcPr>
+            <w:tcW w:w="1760" w:type="dxa"/>
+          </w:tcPr>
+          <w:p>
+            <w:r>
+              <w:rPr>
+                <w:rFonts w:ascii="Arial" w:hAnsi="Arial" w:eastAsia="Arial" w:cs="Arial"/>
+                <w:b w:val="0"/>
+                <w:color w:val="1F4E9B"/>
+                <w:sz w:val="18"/>
+                <w:highlight w:val="yellow"/>
+              </w:rPr>
+              <w:t>6ª</w:t>
+            </w:r>
+          </w:p>
+        </w:tc>
+      </w:tr>
+      <w:tr>
+        <w:tblPrEx>
+          <w:tblBorders>
+            <w:top w:val="single" w:color="000000" w:sz="4" w:space="0"/>
+            <w:left w:val="single" w:color="000000" w:sz="4" w:space="0"/>
+            <w:bottom w:val="single" w:color="000000" w:sz="4" w:space="0"/>
+            <w:right w:val="single" w:color="000000" w:sz="4" w:space="0"/>
+            <w:insideH w:val="single" w:color="000000" w:sz="4" w:space="0"/>
+            <w:insideV w:val="single" w:color="000000" w:sz="4" w:space="0"/>
+          </w:tblBorders>
+          <w:tblCellMar>
+            <w:top w:w="0" w:type="dxa"/>
+            <w:left w:w="10" w:type="dxa"/>
+            <w:bottom w:w="0" w:type="dxa"/>
+            <w:right w:w="10" w:type="dxa"/>
+          </w:tblCellMar>
+        </w:tblPrEx>
+        <w:tc>
+          <w:tcPr>
+            <w:tcW w:w="3610" w:type="dxa"/>
+          </w:tcPr>
+          <w:p>
+            <w:r>
+              <w:rPr>
+                <w:rFonts w:ascii="Arial" w:hAnsi="Arial" w:eastAsia="Arial" w:cs="Arial"/>
+                <w:b w:val="0"/>
+                <w:color w:val="1F4E9B"/>
+                <w:sz w:val="18"/>
+                <w:highlight w:val="yellow"/>
+              </w:rPr>
+              <w:t>EREF Coronel Othon (Recife)</w:t>
+            </w:r>
+          </w:p>
+        </w:tc>
+        <w:tc>
+          <w:tcPr>
+            <w:tcW w:w="1900" w:type="dxa"/>
+          </w:tcPr>
+          <w:p>
+            <w:r>
+              <w:rPr>
+                <w:rFonts w:ascii="Arial" w:hAnsi="Arial" w:eastAsia="Arial" w:cs="Arial"/>
+                <w:b w:val="0"/>
+                <w:color w:val="1F4E9B"/>
+                <w:sz w:val="18"/>
+                <w:highlight w:val="yellow"/>
+              </w:rPr>
+              <w:t>23,7%</w:t>
+            </w:r>
+          </w:p>
+        </w:tc>
+        <w:tc>
+          <w:tcPr>
+            <w:tcW w:w="1800" w:type="dxa"/>
+          </w:tcPr>
+          <w:p>
+            <w:r>
+              <w:rPr>
+                <w:rFonts w:ascii="Arial" w:hAnsi="Arial" w:eastAsia="Arial" w:cs="Arial"/>
+                <w:b w:val="0"/>
+                <w:color w:val="1F4E9B"/>
+                <w:sz w:val="18"/>
+                <w:highlight w:val="yellow"/>
+              </w:rPr>
+              <w:t>0,0%</w:t>
+            </w:r>
+          </w:p>
+        </w:tc>
+        <w:tc>
+          <w:tcPr>
+            <w:tcW w:w="1760" w:type="dxa"/>
+          </w:tcPr>
+          <w:p>
+            <w:r>
+              <w:rPr>
+                <w:rFonts w:ascii="Arial" w:hAnsi="Arial" w:eastAsia="Arial" w:cs="Arial"/>
+                <w:b w:val="0"/>
+                <w:color w:val="1F4E9B"/>
+                <w:sz w:val="18"/>
+                <w:highlight w:val="yellow"/>
+              </w:rPr>
+              <w:t>789ª (última)</w:t>
+            </w:r>
+          </w:p>
+        </w:tc>
+      </w:tr>
+    </w:tbl>
+    <w:p>
+      <w:pPr>
+        <w:pStyle w:val="3"/>
+        <w:ind w:firstLine="0"/>
+        <w:rPr>
+          <w:color w:val="2E75B5"/>
+        </w:rPr>
+      </w:pPr>
+      <w:r>
+        <w:rPr>
+          <w:rFonts w:ascii="Arial" w:hAnsi="Arial"/>
+          <w:color w:val="1F4E9B"/>
+          <w:sz w:val="22"/>
+          <w:highlight w:val="yellow"/>
+        </w:rPr>
+        <w:t>Fonte: elaborado pelo autor.</w:t>
+      </w:r>
+    </w:p>
+    <w:p>
+      <w:pPr>
+        <w:pStyle w:val="3"/>
+        <w:ind w:firstLine="0"/>
+        <w:rPr>
+          <w:color w:val="2E75B5"/>
+        </w:rPr>
+      </w:pPr>
+      <w:r>
+        <w:rPr>
+          <w:rFonts w:ascii="Arial" w:hAnsi="Arial"/>
+          <w:color w:val="1F4E9B"/>
+          <w:sz w:val="22"/>
+          <w:highlight w:val="yellow"/>
+        </w:rPr>
+        <w:t>Nota: a posição na lista é a ordem decrescente da taxa prevista entre as 789 escolas do ano de teste; a lista de prioridade discutida no capítulo corresponde às 79 primeiras posições. Previsões levemente negativas são exibidas como zero, como no painel entregue ao gestor.</w:t>
+      </w:r>
+    </w:p>
+    <w:p>
+      <w:pPr>
+        <w:pStyle w:val="3"/>
+        <w:ind w:firstLine="0"/>
+        <w:rPr>
+          <w:color w:val="2E75B5"/>
+        </w:rPr>
+      </w:pPr>
+      <w:r>
+        <w:rPr>
+          <w:rFonts w:ascii="Arial" w:hAnsi="Arial"/>
+          <w:color w:val="1F4E9B"/>
+          <w:highlight w:val="yellow"/>
+        </w:rPr>
+        <w:t>O quadro exibe os três comportamentos que os números agregados resumem. O primeiro é o caso típico, que o modelo acerta com folga: dois terços da rede, 531 escolas, não registraram abandono em 2024, e para 92% delas a previsão ficou abaixo de 1% — a Santos Dumont e a Antônio Vieira de Barros são exemplos dos dois lados dessa margem. O segundo é a escola com histórico de abandono alto, onde estão os maiores acertos: na Sagrada Família o modelo previu 16,4% para um abandono que foi de 16,7%; na Ororuba errou o valor, previu 19,9% para 28,1%, mas a colocou na 3ª posição da lista — e, para priorizar, é a posição que importa. O terceiro comportamento são os dois padrões de erro, e ambos têm causa conhecida. Nas escolas indígenas e quilombolas sem abandono o modelo prevê risco alto: a José Luciano recebeu previsão de 19,0% e não perdeu aluno algum, o viés de −6,12 pontos percentuais tratado em Erros do Modelo e Equidade. E a escola que rompe com o próprio histórico fica invisível: a Coronel Othon não tinha registro de abandono, saltou para 23,7% em 2024, e o modelo a deixou na última posição da lista; na Maria Lúcia Alves, em Santa Cruz do Capibaribe, a maior perda da rede em número de alunos, cerca de 154 estudantes saíram onde a previsão era de 0,7%. O modelo lê o passado registrado de cada escola; a ruptura que não deixou sinal prévio nos dados ele não tem como antecipar. É por isso que a lista é apresentada como apoio à decisão, e não como substituto da visita à escola.</w:t>
       </w:r>
     </w:p>
     <w:p>
